--- a/대본/1부/11화_Talk_to_Injectors.docx
+++ b/대본/1부/11화_Talk_to_Injectors.docx
@@ -2,7 +2,7 @@
 <file path=word/document.xml><?xml version="1.0" encoding="utf-8"?>
 <w:document xmlns:w="http://schemas.openxmlformats.org/wordprocessingml/2006/main" xmlns:m="http://schemas.openxmlformats.org/officeDocument/2006/math" xmlns:r="http://schemas.openxmlformats.org/officeDocument/2006/relationships" xmlns:o="urn:schemas-microsoft-com:office:office" xmlns:v="urn:schemas-microsoft-com:vml" xmlns:w10="urn:schemas-microsoft-com:office:word" xmlns:a="http://schemas.openxmlformats.org/drawingml/2006/main" xmlns:pic="http://schemas.openxmlformats.org/drawingml/2006/picture" xmlns:wp="http://schemas.openxmlformats.org/drawingml/2006/wordprocessingDrawing">
   <w:body>
-    <w:bookmarkStart w:id="31" w:name="ship-it-1부-11화"/>
+    <w:bookmarkStart w:id="32" w:name="ship-it-1부-11화"/>
     <w:p>
       <w:pPr>
         <w:pStyle w:val="Heading1"/>
@@ -65,7 +65,7 @@
         <w:t xml:space="preserve"> </w:t>
       </w:r>
       <w:r>
-        <w:t xml:space="preserve">- 규칙: 지문 없음. 전 화 100% 「화자명: 대사」. 1턴 15단어 이내.</w:t>
+        <w:t xml:space="preserve">- 규칙: 지문 없음. 전 화 100% 「화자명: 대사」. 1턴 15단어 이내 + 긴 턴 10~15회(25~35단어).</w:t>
       </w:r>
       <w:r>
         <w:t xml:space="preserve"> </w:t>
@@ -224,13 +224,13 @@
         </w:numPr>
       </w:pPr>
       <w:r>
-        <w:t xml:space="preserve">ELENA: Their problems. Their past. What they actually did, not what they’d do.</w:t>
-      </w:r>
-      <w:r>
-        <w:t xml:space="preserve"> </w:t>
-      </w:r>
-      <w:r>
-        <w:t xml:space="preserve">엘레나: 그들의 문제. 그들의 과거. 앞으로 할 일 말고, 실제로 한 일이요.</w:t>
+        <w:t xml:space="preserve">ELENA: Their problems. Their past. What they actually did, not what they’d do. Ask them to tell you about a real day, a real patient, and let them walk you through it.</w:t>
+      </w:r>
+      <w:r>
+        <w:t xml:space="preserve"> </w:t>
+      </w:r>
+      <w:r>
+        <w:t xml:space="preserve">엘레나: 그들의 문제. 그들의 과거. 앞으로 할 일 말고, 실제로 한 일이요. 실제 있었던 하루, 실제 환자에 대해 얘기해 달라고 하고, 처음부터 차근차근 들려주게 해요.</w:t>
       </w:r>
     </w:p>
     <w:p>
@@ -610,13 +610,13 @@
         </w:numPr>
       </w:pPr>
       <w:r>
-        <w:t xml:space="preserve">JASMINE: I was injecting a nasolabial fold. The skin went white. Instantly.</w:t>
-      </w:r>
-      <w:r>
-        <w:t xml:space="preserve"> </w:t>
-      </w:r>
-      <w:r>
-        <w:t xml:space="preserve">재스민: 팔자주름에 주사하고 있었어요. 피부가 하얘졌어요. 순식간에.</w:t>
+        <w:t xml:space="preserve">JASMINE: I was injecting a nasolabial fold. Routine, something I do every day. Then the skin went white. Instantly. I knew right away what it meant, because they warn you about it in training.</w:t>
+      </w:r>
+      <w:r>
+        <w:t xml:space="preserve"> </w:t>
+      </w:r>
+      <w:r>
+        <w:t xml:space="preserve">재스민: 팔자주름에 주사하고 있었어요. 매일 하는 평범한 시술이었죠. 그런데 피부가 하얘졌어요. 순식간에. 그게 무슨 뜻인지 바로 알았어요. 교육받을 때 그걸 경고하거든요.</w:t>
       </w:r>
     </w:p>
     <w:p>
@@ -746,13 +746,13 @@
         </w:numPr>
       </w:pPr>
       <w:r>
-        <w:t xml:space="preserve">JASMINE: About ninety minutes. Three rounds. I called our medical director twice.</w:t>
-      </w:r>
-      <w:r>
-        <w:t xml:space="preserve"> </w:t>
-      </w:r>
-      <w:r>
-        <w:t xml:space="preserve">재스민: 90분쯤이요. 세 번 놨어요. 의료 책임자한테 두 번 전화했고요.</w:t>
+        <w:t xml:space="preserve">JASMINE: About ninety minutes. Three rounds of enzyme, and after each one I waited and watched the skin. I called our medical director twice, because I wasn’t sure it was working.</w:t>
+      </w:r>
+      <w:r>
+        <w:t xml:space="preserve"> </w:t>
+      </w:r>
+      <w:r>
+        <w:t xml:space="preserve">재스민: 90분쯤이요. 효소를 세 번 놨고, 매번 놓고 나서 기다리면서 피부를 지켜봤어요. 효과가 있는 건지 확신이 안 서서 의료 책임자한테 두 번 전화했어요.</w:t>
       </w:r>
     </w:p>
     <w:p>
@@ -1001,13 +1001,13 @@
         </w:numPr>
       </w:pPr>
       <w:r>
-        <w:t xml:space="preserve">JASMINE: That one day it won’t be a bruise. That it’ll be someone’s eye.</w:t>
-      </w:r>
-      <w:r>
-        <w:t xml:space="preserve"> </w:t>
-      </w:r>
-      <w:r>
-        <w:t xml:space="preserve">재스민: 언젠가 멍으로 안 끝날까 봐요. 누군가의 눈이 될까 봐요.</w:t>
+        <w:t xml:space="preserve">JASMINE: That one day it won’t be a bruise. That it’ll be someone’s eye. Every time I inject near the nose, I think about it, and I know the enzyme might not work fast enough.</w:t>
+      </w:r>
+      <w:r>
+        <w:t xml:space="preserve"> </w:t>
+      </w:r>
+      <w:r>
+        <w:t xml:space="preserve">재스민: 언젠가 멍으로 안 끝날까 봐요. 누군가의 눈이 될까 봐요. 코 근처에 주사할 때마다 그 생각을 해요. 효소가 충분히 빨리 안 들을 수도 있다는 걸 아니까요.</w:t>
       </w:r>
     </w:p>
     <w:p>
@@ -1120,7 +1120,7 @@
         </w:numPr>
       </w:pPr>
       <w:r>
-        <w:t xml:space="preserve">ELENA: Right. A leading question gets a polite yes. A useless yes.</w:t>
+        <w:t xml:space="preserve">ELENA: Right. A leading question gets a polite yes. A useless yes. You told her the answer you wanted, so she won’t tell you what she really thinks. Ask about what happened instead.</w:t>
       </w:r>
       <w:r>
         <w:t xml:space="preserve"> </w:t>
@@ -1156,7 +1156,7 @@
         <w:t xml:space="preserve">”</w:t>
       </w:r>
       <w:r>
-        <w:t xml:space="preserve">요.</w:t>
+        <w:t xml:space="preserve">요. 원하는 답을 먼저 말해 버렸으니, 상대는 진짜 생각을 말하지 않을 거예요. 대신 실제로 무슨 일이 있었는지를 물어요.</w:t>
       </w:r>
     </w:p>
     <w:p>
@@ -1320,13 +1320,13 @@
         </w:numPr>
       </w:pPr>
       <w:r>
-        <w:t xml:space="preserve">PIERCE: How long it lasts. My patients pay a lot. They want results that stay.</w:t>
-      </w:r>
-      <w:r>
-        <w:t xml:space="preserve"> </w:t>
-      </w:r>
-      <w:r>
-        <w:t xml:space="preserve">피어스: 얼마나 오래가는지. 내 환자들은 돈을 많이 내. 머무는 결과를 원하지.</w:t>
+        <w:t xml:space="preserve">PIERCE: How long it lasts. My patients pay a lot, and they don’t want to come back so soon. They want results that stay. Everything else is secondary.</w:t>
+      </w:r>
+      <w:r>
+        <w:t xml:space="preserve"> </w:t>
+      </w:r>
+      <w:r>
+        <w:t xml:space="preserve">피어스: 얼마나 오래가는지. 내 환자들은 돈을 많이 내고, 금방 다시 오고 싶어 하지 않아. 머무는 결과를 원하지. 나머지는 다 부차적이야.</w:t>
       </w:r>
     </w:p>
     <w:p>
@@ -1473,13 +1473,13 @@
         </w:numPr>
       </w:pPr>
       <w:r>
-        <w:t xml:space="preserve">TIFFANY: We settled. Then my insurance went up forty percent.</w:t>
-      </w:r>
-      <w:r>
-        <w:t xml:space="preserve"> </w:t>
-      </w:r>
-      <w:r>
-        <w:t xml:space="preserve">티파니: 합의했죠. 그러고 나서 보험료가 40퍼센트 올랐어요.</w:t>
+        <w:t xml:space="preserve">TIFFANY: We settled. It was cheaper than going to court, and I didn’t want the publicity. Then my insurance went up forty percent, and it hasn’t come back down.</w:t>
+      </w:r>
+      <w:r>
+        <w:t xml:space="preserve"> </w:t>
+      </w:r>
+      <w:r>
+        <w:t xml:space="preserve">티파니: 합의했죠. 재판까지 가는 것보다 싸게 먹혔고, 소문나는 것도 싫었어요. 그러고 나서 보험료가 40퍼센트 올랐는데, 아직도 안 내려왔어요.</w:t>
       </w:r>
     </w:p>
     <w:p>
@@ -1541,13 +1541,13 @@
         </w:numPr>
       </w:pPr>
       <w:r>
-        <w:t xml:space="preserve">TIFFANY: Fewer complications. Or faster fixes. Lawsuits come from bad outcomes.</w:t>
-      </w:r>
-      <w:r>
-        <w:t xml:space="preserve"> </w:t>
-      </w:r>
-      <w:r>
-        <w:t xml:space="preserve">티파니: 부작용이 줄거나, 더 빨리 해결되거나요. 소송은 나쁜 결과에서 나와요.</w:t>
+        <w:t xml:space="preserve">TIFFANY: Fewer complications. Or faster fixes. Lawsuits come from bad outcomes, not from small bruises. If a problem is fixed in minutes instead of hours, the patient goes home happy and doesn’t call a lawyer.</w:t>
+      </w:r>
+      <w:r>
+        <w:t xml:space="preserve"> </w:t>
+      </w:r>
+      <w:r>
+        <w:t xml:space="preserve">티파니: 부작용이 줄거나, 더 빨리 해결되거나요. 소송은 작은 멍이 아니라 나쁜 결과에서 나와요. 문제가 몇 시간이 아니라 몇 분 만에 해결되면, 환자는 기분 좋게 집에 가고 변호사한테 전화하지 않아요.</w:t>
       </w:r>
     </w:p>
     <w:p>
@@ -1857,13 +1857,13 @@
         </w:numPr>
       </w:pPr>
       <w:r>
-        <w:t xml:space="preserve">NOAH: Insurance. Spa owners worry about lawsuits more than anything.</w:t>
-      </w:r>
-      <w:r>
-        <w:t xml:space="preserve"> </w:t>
-      </w:r>
-      <w:r>
-        <w:t xml:space="preserve">노아: 보험. 스파 원장들은 무엇보다 소송을 걱정해.</w:t>
+        <w:t xml:space="preserve">NOAH: Insurance. Spa owners worry about lawsuits more than anything. One bad case can raise their premium, and that hits their margins every single month, whether they have another complication or not.</w:t>
+      </w:r>
+      <w:r>
+        <w:t xml:space="preserve"> </w:t>
+      </w:r>
+      <w:r>
+        <w:t xml:space="preserve">노아: 보험. 스파 원장들은 무엇보다 소송을 걱정해. 나쁜 사례 한 건이면 보험료가 오를 수 있고, 그건 부작용이 또 생기든 안 생기든 매달 마진을 깎아 먹어.</w:t>
       </w:r>
     </w:p>
     <w:p>
@@ -1959,13 +1959,13 @@
         </w:numPr>
       </w:pPr>
       <w:r>
-        <w:t xml:space="preserve">NOAH: That’s the most useful thing we learned. Same product, different value.</w:t>
-      </w:r>
-      <w:r>
-        <w:t xml:space="preserve"> </w:t>
-      </w:r>
-      <w:r>
-        <w:t xml:space="preserve">노아: 그게 우리가 배운 가장 유용한 거야. 같은 제품, 다른 가치.</w:t>
+        <w:t xml:space="preserve">NOAH: That’s the most useful thing we learned. Same product, different value. If we pitch everyone the same way, we’ll miss most of them, so each customer needs their own message.</w:t>
+      </w:r>
+      <w:r>
+        <w:t xml:space="preserve"> </w:t>
+      </w:r>
+      <w:r>
+        <w:t xml:space="preserve">노아: 그게 우리가 배운 가장 유용한 거야. 같은 제품, 다른 가치. 모두에게 똑같이 피칭하면 대부분을 놓칠 테니까, 고객마다 각자에게 맞는 메시지가 필요해.</w:t>
       </w:r>
     </w:p>
     <w:p>
@@ -2034,13 +2034,13 @@
         </w:numPr>
       </w:pPr>
       <w:r>
-        <w:t xml:space="preserve">ELENA: Possible. Or he doesn’t remember. Or he doesn’t report.</w:t>
-      </w:r>
-      <w:r>
-        <w:t xml:space="preserve"> </w:t>
-      </w:r>
-      <w:r>
-        <w:t xml:space="preserve">엘레나: 가능하죠. 아니면 기억을 못 하거나. 아니면 보고를 안 하거나.</w:t>
+        <w:t xml:space="preserve">ELENA: Possible. Or he doesn’t remember. Or he doesn’t report. When something goes wrong and resolves quickly, a lot of doctors don’t count it as a complication. Jasmine’s director probably didn’t report hers either.</w:t>
+      </w:r>
+      <w:r>
+        <w:t xml:space="preserve"> </w:t>
+      </w:r>
+      <w:r>
+        <w:t xml:space="preserve">엘레나: 가능하죠. 아니면 기억을 못 하거나. 아니면 보고를 안 하거나. 문제가 생겼다가 금방 해결되면, 많은 의사들이 그걸 부작용으로 치지 않아요. 재스민네 의료 책임자도 아마 그 건을 보고하지 않았을 거예요.</w:t>
       </w:r>
     </w:p>
     <w:p>
@@ -2216,13 +2216,13 @@
         </w:numPr>
       </w:pPr>
       <w:r>
-        <w:t xml:space="preserve">NOAH: And people are already spending money on it. Courses, enzyme, insurance.</w:t>
-      </w:r>
-      <w:r>
-        <w:t xml:space="preserve"> </w:t>
-      </w:r>
-      <w:r>
-        <w:t xml:space="preserve">노아: 그리고 사람들이 이미 거기에 돈을 쓰고 있어. 교육, 효소, 보험.</w:t>
+        <w:t xml:space="preserve">NOAH: And people are already spending money on it. Courses, enzyme, insurance. Jasmine paid six hundred dollars of her own money for a weekend course. That tells me the pain is real.</w:t>
+      </w:r>
+      <w:r>
+        <w:t xml:space="preserve"> </w:t>
+      </w:r>
+      <w:r>
+        <w:t xml:space="preserve">노아: 그리고 사람들이 이미 거기에 돈을 쓰고 있어. 교육, 효소, 보험. 재스민은 주말 교육 과정에 자기 돈 600달러를 냈어. 그건 그 고통이 진짜라는 뜻이야.</w:t>
       </w:r>
     </w:p>
     <w:p>
@@ -2387,7 +2387,7 @@
     </w:p>
     <w:bookmarkEnd w:id="25"/>
     <w:bookmarkEnd w:id="26"/>
-    <w:bookmarkStart w:id="30" w:name="학습-부록"/>
+    <w:bookmarkStart w:id="31" w:name="학습-부록"/>
     <w:p>
       <w:pPr>
         <w:pStyle w:val="Heading2"/>
@@ -3302,8 +3302,322 @@
       </w:r>
     </w:p>
     <w:bookmarkEnd w:id="29"/>
+    <w:bookmarkStart w:id="30" w:name="긴-발화-분석"/>
+    <w:p>
+      <w:pPr>
+        <w:pStyle w:val="Heading3"/>
+      </w:pPr>
+      <w:r>
+        <w:t xml:space="preserve">④ 긴 발화 분석</w:t>
+      </w:r>
+    </w:p>
+    <w:p>
+      <w:pPr>
+        <w:pStyle w:val="BlockText"/>
+      </w:pPr>
+      <w:r>
+        <w:rPr>
+          <w:bCs/>
+          <w:b/>
+        </w:rPr>
+        <w:t xml:space="preserve">53턴 ELENA:</w:t>
+      </w:r>
+      <w:r>
+        <w:t xml:space="preserve"> </w:t>
+      </w:r>
+      <w:r>
+        <w:t xml:space="preserve">“</w:t>
+      </w:r>
+      <w:r>
+        <w:t xml:space="preserve">Right. A leading question gets a polite yes. A useless yes. You told her the answer you wanted, so she won’t tell you what she really thinks. Ask about what happened instead.</w:t>
+      </w:r>
+      <w:r>
+        <w:t xml:space="preserve">”</w:t>
+      </w:r>
+    </w:p>
+    <w:tbl>
+      <w:tblPr>
+        <w:tblStyle w:val="Table"/>
+        <w:tblW w:type="pct" w:w="5000"/>
+        <w:tblLook w:firstRow="1" w:lastRow="0" w:firstColumn="0" w:lastColumn="0" w:noHBand="0" w:noVBand="0" w:val="0020"/>
+        <w:jc w:val="start"/>
+      </w:tblPr>
+      <w:tblGrid>
+        <w:gridCol w:w="2640"/>
+        <w:gridCol w:w="2640"/>
+        <w:gridCol w:w="2640"/>
+      </w:tblGrid>
+      <w:tr>
+        <w:trPr>
+          <w:tblHeader w:val="true"/>
+        </w:trPr>
+        <w:tc>
+          <w:tcPr/>
+          <w:p>
+            <w:pPr>
+              <w:pStyle w:val="Compact"/>
+              <w:jc w:val="left"/>
+            </w:pPr>
+            <w:r>
+              <w:t xml:space="preserve">구조</w:t>
+            </w:r>
+          </w:p>
+        </w:tc>
+        <w:tc>
+          <w:tcPr/>
+          <w:p>
+            <w:pPr>
+              <w:pStyle w:val="Compact"/>
+              <w:jc w:val="left"/>
+            </w:pPr>
+            <w:r>
+              <w:t xml:space="preserve">영어</w:t>
+            </w:r>
+          </w:p>
+        </w:tc>
+        <w:tc>
+          <w:tcPr/>
+          <w:p>
+            <w:pPr>
+              <w:pStyle w:val="Compact"/>
+              <w:jc w:val="left"/>
+            </w:pPr>
+            <w:r>
+              <w:t xml:space="preserve">기능</w:t>
+            </w:r>
+          </w:p>
+        </w:tc>
+      </w:tr>
+      <w:tr>
+        <w:tc>
+          <w:tcPr/>
+          <w:p>
+            <w:pPr>
+              <w:pStyle w:val="Compact"/>
+              <w:jc w:val="left"/>
+            </w:pPr>
+            <w:r>
+              <w:t xml:space="preserve">① 원리(짧은 규칙)</w:t>
+            </w:r>
+          </w:p>
+        </w:tc>
+        <w:tc>
+          <w:tcPr/>
+          <w:p>
+            <w:pPr>
+              <w:pStyle w:val="Compact"/>
+              <w:jc w:val="left"/>
+            </w:pPr>
+            <w:r>
+              <w:t xml:space="preserve">Right. A leading question gets a polite yes. A useless yes.</w:t>
+            </w:r>
+          </w:p>
+        </w:tc>
+        <w:tc>
+          <w:tcPr/>
+          <w:p>
+            <w:pPr>
+              <w:pStyle w:val="Compact"/>
+              <w:jc w:val="left"/>
+            </w:pPr>
+            <w:r>
+              <w:t xml:space="preserve">상대의 실수를 인정한 뒤, 왜 문제인지 한 줄 규칙으로 정리</w:t>
+            </w:r>
+          </w:p>
+        </w:tc>
+      </w:tr>
+      <w:tr>
+        <w:tc>
+          <w:tcPr/>
+          <w:p>
+            <w:pPr>
+              <w:pStyle w:val="Compact"/>
+              <w:jc w:val="left"/>
+            </w:pPr>
+            <w:r>
+              <w:t xml:space="preserve">② 진단(무슨 일이 있었나)</w:t>
+            </w:r>
+          </w:p>
+        </w:tc>
+        <w:tc>
+          <w:tcPr/>
+          <w:p>
+            <w:pPr>
+              <w:pStyle w:val="Compact"/>
+              <w:jc w:val="left"/>
+            </w:pPr>
+            <w:r>
+              <w:t xml:space="preserve">You told her the answer you wanted,</w:t>
+            </w:r>
+          </w:p>
+        </w:tc>
+        <w:tc>
+          <w:tcPr/>
+          <w:p>
+            <w:pPr>
+              <w:pStyle w:val="Compact"/>
+              <w:jc w:val="left"/>
+            </w:pPr>
+            <w:r>
+              <w:t xml:space="preserve">실제 상황에서 무엇이 잘못됐는지 구체적으로 짚음</w:t>
+            </w:r>
+          </w:p>
+        </w:tc>
+      </w:tr>
+      <w:tr>
+        <w:tc>
+          <w:tcPr/>
+          <w:p>
+            <w:pPr>
+              <w:pStyle w:val="Compact"/>
+              <w:jc w:val="left"/>
+            </w:pPr>
+            <w:r>
+              <w:t xml:space="preserve">③ 결과(so)</w:t>
+            </w:r>
+          </w:p>
+        </w:tc>
+        <w:tc>
+          <w:tcPr/>
+          <w:p>
+            <w:pPr>
+              <w:pStyle w:val="Compact"/>
+              <w:jc w:val="left"/>
+            </w:pPr>
+            <w:r>
+              <w:t xml:space="preserve">so she won’t tell you what she really thinks.</w:t>
+            </w:r>
+          </w:p>
+        </w:tc>
+        <w:tc>
+          <w:tcPr/>
+          <w:p>
+            <w:pPr>
+              <w:pStyle w:val="Compact"/>
+              <w:jc w:val="left"/>
+            </w:pPr>
+            <w:r>
+              <w:t xml:space="preserve">“</w:t>
+            </w:r>
+            <w:r>
+              <w:t xml:space="preserve">so</w:t>
+            </w:r>
+            <w:r>
+              <w:t xml:space="preserve">”</w:t>
+            </w:r>
+            <w:r>
+              <w:t xml:space="preserve">로 그 행동이 낳는 결과를 연결</w:t>
+            </w:r>
+          </w:p>
+        </w:tc>
+      </w:tr>
+      <w:tr>
+        <w:tc>
+          <w:tcPr/>
+          <w:p>
+            <w:pPr>
+              <w:pStyle w:val="Compact"/>
+              <w:jc w:val="left"/>
+            </w:pPr>
+            <w:r>
+              <w:t xml:space="preserve">④ 대안(instead)</w:t>
+            </w:r>
+          </w:p>
+        </w:tc>
+        <w:tc>
+          <w:tcPr/>
+          <w:p>
+            <w:pPr>
+              <w:pStyle w:val="Compact"/>
+              <w:jc w:val="left"/>
+            </w:pPr>
+            <w:r>
+              <w:t xml:space="preserve">Ask about what happened instead.</w:t>
+            </w:r>
+          </w:p>
+        </w:tc>
+        <w:tc>
+          <w:tcPr/>
+          <w:p>
+            <w:pPr>
+              <w:pStyle w:val="Compact"/>
+              <w:jc w:val="left"/>
+            </w:pPr>
+            <w:r>
+              <w:t xml:space="preserve">비판으로 끝내지 않고 바로 쓸 수 있는 대안 제시</w:t>
+            </w:r>
+          </w:p>
+        </w:tc>
+      </w:tr>
+    </w:tbl>
+    <w:p>
+      <w:pPr>
+        <w:pStyle w:val="BodyText"/>
+      </w:pPr>
+      <w:r>
+        <w:rPr>
+          <w:bCs/>
+          <w:b/>
+        </w:rPr>
+        <w:t xml:space="preserve">활용 패턴:</w:t>
+      </w:r>
+      <w:r>
+        <w:t xml:space="preserve"> </w:t>
+      </w:r>
+      <w:r>
+        <w:t xml:space="preserve">규칙 → 구체적 진단 → so 결과 → instead 대안</w:t>
+      </w:r>
+      <w:r>
+        <w:t xml:space="preserve"> </w:t>
+      </w:r>
+      <w:r>
+        <w:rPr>
+          <w:bCs/>
+          <w:b/>
+        </w:rPr>
+        <w:t xml:space="preserve">연결 표현:</w:t>
+      </w:r>
+      <w:r>
+        <w:t xml:space="preserve"> </w:t>
+      </w:r>
+      <w:r>
+        <w:t xml:space="preserve">A useless yes(쓸모없는</w:t>
+      </w:r>
+      <w:r>
+        <w:t xml:space="preserve"> </w:t>
+      </w:r>
+      <w:r>
+        <w:t xml:space="preserve">“</w:t>
+      </w:r>
+      <w:r>
+        <w:t xml:space="preserve">네</w:t>
+      </w:r>
+      <w:r>
+        <w:t xml:space="preserve">”</w:t>
+      </w:r>
+      <w:r>
+        <w:t xml:space="preserve">) · so(그래서) · …instead(대신 ~하라)</w:t>
+      </w:r>
+      <w:r>
+        <w:t xml:space="preserve"> </w:t>
+      </w:r>
+      <w:r>
+        <w:rPr>
+          <w:bCs/>
+          <w:b/>
+        </w:rPr>
+        <w:t xml:space="preserve">연습:</w:t>
+      </w:r>
+      <w:r>
+        <w:t xml:space="preserve"> </w:t>
+      </w:r>
+      <w:r>
+        <w:t xml:space="preserve">회의에서 실수한 후배에게 같은 구조로 30단어 안팎의 건설적인 피드백을 해 보기.</w:t>
+      </w:r>
+    </w:p>
     <w:bookmarkEnd w:id="30"/>
     <w:bookmarkEnd w:id="31"/>
+    <w:bookmarkEnd w:id="32"/>
     <w:sectPr/>
   </w:body>
 </w:document>

--- a/대본/1부/11화_Talk_to_Injectors.docx
+++ b/대본/1부/11화_Talk_to_Injectors.docx
@@ -2,7 +2,7 @@
 <file path=word/document.xml><?xml version="1.0" encoding="utf-8"?>
 <w:document xmlns:w="http://schemas.openxmlformats.org/wordprocessingml/2006/main" xmlns:m="http://schemas.openxmlformats.org/officeDocument/2006/math" xmlns:r="http://schemas.openxmlformats.org/officeDocument/2006/relationships" xmlns:o="urn:schemas-microsoft-com:office:office" xmlns:v="urn:schemas-microsoft-com:vml" xmlns:w10="urn:schemas-microsoft-com:office:word" xmlns:a="http://schemas.openxmlformats.org/drawingml/2006/main" xmlns:pic="http://schemas.openxmlformats.org/drawingml/2006/picture" xmlns:wp="http://schemas.openxmlformats.org/drawingml/2006/wordprocessingDrawing">
   <w:body>
-    <w:bookmarkStart w:id="32" w:name="ship-it-1부-11화"/>
+    <w:bookmarkStart w:id="38" w:name="ship-it-1부-11화"/>
     <w:p>
       <w:pPr>
         <w:pStyle w:val="Heading1"/>
@@ -150,112 +150,55 @@
     </w:p>
     <w:p>
       <w:pPr>
-        <w:numPr>
-          <w:ilvl w:val="0"/>
-          <w:numId w:val="1001"/>
-        </w:numPr>
+        <w:pStyle w:val="FirstParagraph"/>
       </w:pPr>
       <w:r>
         <w:t xml:space="preserve">ELENA: Before we go in, some rules. Customer interviews are not sales calls.</w:t>
       </w:r>
-      <w:r>
-        <w:t xml:space="preserve"> </w:t>
-      </w:r>
-      <w:r>
-        <w:t xml:space="preserve">엘레나: 들어가기 전에 규칙 몇 가지요. 고객 인터뷰는 영업 방문이 아니에요.</w:t>
-      </w:r>
-    </w:p>
-    <w:p>
-      <w:pPr>
-        <w:numPr>
-          <w:ilvl w:val="0"/>
-          <w:numId w:val="1001"/>
-        </w:numPr>
+    </w:p>
+    <w:p>
+      <w:pPr>
+        <w:pStyle w:val="BodyText"/>
       </w:pPr>
       <w:r>
         <w:t xml:space="preserve">NOAH: Got it. No selling.</w:t>
       </w:r>
-      <w:r>
-        <w:t xml:space="preserve"> </w:t>
-      </w:r>
-      <w:r>
-        <w:t xml:space="preserve">노아: 알겠어요. 영업 금지.</w:t>
-      </w:r>
-    </w:p>
-    <w:p>
-      <w:pPr>
-        <w:numPr>
-          <w:ilvl w:val="0"/>
-          <w:numId w:val="1001"/>
-        </w:numPr>
+    </w:p>
+    <w:p>
+      <w:pPr>
+        <w:pStyle w:val="BodyText"/>
       </w:pPr>
       <w:r>
         <w:t xml:space="preserve">ELENA: No selling. No pitching. And don’t describe our idea at all.</w:t>
       </w:r>
-      <w:r>
-        <w:t xml:space="preserve"> </w:t>
-      </w:r>
-      <w:r>
-        <w:t xml:space="preserve">엘레나: 영업 금지. 피칭 금지. 그리고 우리 아이디어는 아예 설명하지 마요.</w:t>
-      </w:r>
-    </w:p>
-    <w:p>
-      <w:pPr>
-        <w:numPr>
-          <w:ilvl w:val="0"/>
-          <w:numId w:val="1001"/>
-        </w:numPr>
+    </w:p>
+    <w:p>
+      <w:pPr>
+        <w:pStyle w:val="BodyText"/>
       </w:pPr>
       <w:r>
         <w:t xml:space="preserve">NOAH: Not at all? Then what do we talk about?</w:t>
       </w:r>
-      <w:r>
-        <w:t xml:space="preserve"> </w:t>
-      </w:r>
-      <w:r>
-        <w:t xml:space="preserve">노아: 아예요? 그럼 무슨 얘길 해요?</w:t>
-      </w:r>
-    </w:p>
-    <w:p>
-      <w:pPr>
-        <w:numPr>
-          <w:ilvl w:val="0"/>
-          <w:numId w:val="1001"/>
-        </w:numPr>
+    </w:p>
+    <w:p>
+      <w:pPr>
+        <w:pStyle w:val="BodyText"/>
       </w:pPr>
       <w:r>
         <w:t xml:space="preserve">ELENA: Their problems. Their past. What they actually did, not what they’d do. Ask them to tell you about a real day, a real patient, and let them walk you through it.</w:t>
       </w:r>
-      <w:r>
-        <w:t xml:space="preserve"> </w:t>
-      </w:r>
-      <w:r>
-        <w:t xml:space="preserve">엘레나: 그들의 문제. 그들의 과거. 앞으로 할 일 말고, 실제로 한 일이요. 실제 있었던 하루, 실제 환자에 대해 얘기해 달라고 하고, 처음부터 차근차근 들려주게 해요.</w:t>
-      </w:r>
-    </w:p>
-    <w:p>
-      <w:pPr>
-        <w:numPr>
-          <w:ilvl w:val="0"/>
-          <w:numId w:val="1001"/>
-        </w:numPr>
+    </w:p>
+    <w:p>
+      <w:pPr>
+        <w:pStyle w:val="BodyText"/>
       </w:pPr>
       <w:r>
         <w:t xml:space="preserve">NOAH: Why not ask what they’d do?</w:t>
       </w:r>
-      <w:r>
-        <w:t xml:space="preserve"> </w:t>
-      </w:r>
-      <w:r>
-        <w:t xml:space="preserve">노아: 앞으로 어떻게 할지는 왜 물으면 안 돼요?</w:t>
-      </w:r>
-    </w:p>
-    <w:p>
-      <w:pPr>
-        <w:numPr>
-          <w:ilvl w:val="0"/>
-          <w:numId w:val="1001"/>
-        </w:numPr>
+    </w:p>
+    <w:p>
+      <w:pPr>
+        <w:pStyle w:val="BodyText"/>
       </w:pPr>
       <w:r>
         <w:t xml:space="preserve">ELENA: Because people are polite. They’ll say,</w:t>
@@ -278,165 +221,69 @@
       <w:r>
         <w:t xml:space="preserve">And never buy it.</w:t>
       </w:r>
-      <w:r>
-        <w:t xml:space="preserve"> </w:t>
-      </w:r>
-      <w:r>
-        <w:t xml:space="preserve">엘레나: 사람들은 예의가 바르니까요.</w:t>
-      </w:r>
-      <w:r>
-        <w:t xml:space="preserve"> </w:t>
-      </w:r>
-      <w:r>
-        <w:t xml:space="preserve">“</w:t>
-      </w:r>
-      <w:r>
-        <w:t xml:space="preserve">좋은 아이디어네요!</w:t>
-      </w:r>
-      <w:r>
-        <w:t xml:space="preserve">”</w:t>
-      </w:r>
-      <w:r>
-        <w:t xml:space="preserve"> </w:t>
-      </w:r>
-      <w:r>
-        <w:t xml:space="preserve">해 놓고 절대 안 사요.</w:t>
-      </w:r>
-    </w:p>
-    <w:p>
-      <w:pPr>
-        <w:numPr>
-          <w:ilvl w:val="0"/>
-          <w:numId w:val="1001"/>
-        </w:numPr>
+    </w:p>
+    <w:p>
+      <w:pPr>
+        <w:pStyle w:val="BodyText"/>
       </w:pPr>
       <w:r>
         <w:t xml:space="preserve">NOAH: So past behavior is more honest than future promises.</w:t>
       </w:r>
-      <w:r>
-        <w:t xml:space="preserve"> </w:t>
-      </w:r>
-      <w:r>
-        <w:t xml:space="preserve">노아: 그러니까 미래의 약속보다 과거의 행동이 더 정직하다는 거네요.</w:t>
-      </w:r>
-    </w:p>
-    <w:p>
-      <w:pPr>
-        <w:numPr>
-          <w:ilvl w:val="0"/>
-          <w:numId w:val="1001"/>
-        </w:numPr>
+    </w:p>
+    <w:p>
+      <w:pPr>
+        <w:pStyle w:val="BodyText"/>
       </w:pPr>
       <w:r>
         <w:t xml:space="preserve">ELENA: Exactly. And listen more than you talk. Eighty-twenty.</w:t>
       </w:r>
-      <w:r>
-        <w:t xml:space="preserve"> </w:t>
-      </w:r>
-      <w:r>
-        <w:t xml:space="preserve">엘레나: 바로 그거예요. 그리고 말하는 것보다 더 많이 들어요. 80 대 20으로.</w:t>
-      </w:r>
-    </w:p>
-    <w:p>
-      <w:pPr>
-        <w:numPr>
-          <w:ilvl w:val="0"/>
-          <w:numId w:val="1001"/>
-        </w:numPr>
+    </w:p>
+    <w:p>
+      <w:pPr>
+        <w:pStyle w:val="BodyText"/>
       </w:pPr>
       <w:r>
         <w:t xml:space="preserve">NOAH: Eighty percent listening. That’s hard for a marketing guy.</w:t>
       </w:r>
-      <w:r>
-        <w:t xml:space="preserve"> </w:t>
-      </w:r>
-      <w:r>
-        <w:t xml:space="preserve">노아: 80퍼센트 듣기. 마케팅 하는 사람한텐 어려운데요.</w:t>
-      </w:r>
-    </w:p>
-    <w:p>
-      <w:pPr>
-        <w:numPr>
-          <w:ilvl w:val="0"/>
-          <w:numId w:val="1001"/>
-        </w:numPr>
+    </w:p>
+    <w:p>
+      <w:pPr>
+        <w:pStyle w:val="BodyText"/>
       </w:pPr>
       <w:r>
         <w:t xml:space="preserve">ELENA: I know. That’s why I’m driving. So I can watch you.</w:t>
       </w:r>
-      <w:r>
-        <w:t xml:space="preserve"> </w:t>
-      </w:r>
-      <w:r>
-        <w:t xml:space="preserve">엘레나: 알아요. 그래서 내가 운전하는 거예요. 당신을 지켜보려고.</w:t>
-      </w:r>
-    </w:p>
-    <w:p>
-      <w:pPr>
-        <w:numPr>
-          <w:ilvl w:val="0"/>
-          <w:numId w:val="1001"/>
-        </w:numPr>
+    </w:p>
+    <w:p>
+      <w:pPr>
+        <w:pStyle w:val="BodyText"/>
       </w:pPr>
       <w:r>
         <w:t xml:space="preserve">NOAH: How many interviews today?</w:t>
       </w:r>
-      <w:r>
-        <w:t xml:space="preserve"> </w:t>
-      </w:r>
-      <w:r>
-        <w:t xml:space="preserve">노아: 오늘 인터뷰 몇 건이에요?</w:t>
-      </w:r>
-    </w:p>
-    <w:p>
-      <w:pPr>
-        <w:numPr>
-          <w:ilvl w:val="0"/>
-          <w:numId w:val="1001"/>
-        </w:numPr>
+    </w:p>
+    <w:p>
+      <w:pPr>
+        <w:pStyle w:val="BodyText"/>
       </w:pPr>
       <w:r>
         <w:t xml:space="preserve">ELENA: Three. Plus the nine we did last week. Twelve total.</w:t>
       </w:r>
-      <w:r>
-        <w:t xml:space="preserve"> </w:t>
-      </w:r>
-      <w:r>
-        <w:t xml:space="preserve">엘레나: 세 건이요. 지난주에 한 아홉 건까지 더하면 총 열두 건.</w:t>
-      </w:r>
-    </w:p>
-    <w:p>
-      <w:pPr>
-        <w:numPr>
-          <w:ilvl w:val="0"/>
-          <w:numId w:val="1001"/>
-        </w:numPr>
+    </w:p>
+    <w:p>
+      <w:pPr>
+        <w:pStyle w:val="BodyText"/>
       </w:pPr>
       <w:r>
         <w:t xml:space="preserve">NOAH: And none of them are Halvern’s big accounts. Diane would kill me.</w:t>
       </w:r>
-      <w:r>
-        <w:t xml:space="preserve"> </w:t>
-      </w:r>
-      <w:r>
-        <w:t xml:space="preserve">노아: 그리고 할번 주요 거래처는 하나도 없죠. 다이앤이 절 죽일 거예요.</w:t>
-      </w:r>
-    </w:p>
-    <w:p>
-      <w:pPr>
-        <w:numPr>
-          <w:ilvl w:val="0"/>
-          <w:numId w:val="1001"/>
-        </w:numPr>
+    </w:p>
+    <w:p>
+      <w:pPr>
+        <w:pStyle w:val="BodyText"/>
       </w:pPr>
       <w:r>
         <w:t xml:space="preserve">ELENA: None. Research only, not selling. We’re here. First stop.</w:t>
-      </w:r>
-      <w:r>
-        <w:t xml:space="preserve"> </w:t>
-      </w:r>
-      <w:r>
-        <w:t xml:space="preserve">엘레나: 하나도 없어요. 순수 조사지 영업이 아니에요. 다 왔어요. 첫 번째 장소.</w:t>
       </w:r>
     </w:p>
     <w:bookmarkEnd w:id="21"/>
@@ -451,597 +298,282 @@
     </w:p>
     <w:p>
       <w:pPr>
-        <w:numPr>
-          <w:ilvl w:val="0"/>
-          <w:numId w:val="1002"/>
-        </w:numPr>
+        <w:pStyle w:val="FirstParagraph"/>
       </w:pPr>
       <w:r>
         <w:t xml:space="preserve">JASMINE: Hi! Dr. Ruiz? I’m Jasmine. Thanks for coming to us.</w:t>
       </w:r>
-      <w:r>
-        <w:t xml:space="preserve"> </w:t>
-      </w:r>
-      <w:r>
-        <w:t xml:space="preserve">재스민: 안녕하세요! 루이스 선생님? 재스민이에요. 와 주셔서 감사해요.</w:t>
-      </w:r>
-    </w:p>
-    <w:p>
-      <w:pPr>
-        <w:numPr>
-          <w:ilvl w:val="0"/>
-          <w:numId w:val="1002"/>
-        </w:numPr>
+    </w:p>
+    <w:p>
+      <w:pPr>
+        <w:pStyle w:val="BodyText"/>
       </w:pPr>
       <w:r>
         <w:t xml:space="preserve">ELENA: Thank you for your time, Jasmine. This is Noah, my colleague.</w:t>
       </w:r>
-      <w:r>
-        <w:t xml:space="preserve"> </w:t>
-      </w:r>
-      <w:r>
-        <w:t xml:space="preserve">엘레나: 시간 내 줘서 고마워요, 재스민. 이쪽은 내 동료 노아예요.</w:t>
-      </w:r>
-    </w:p>
-    <w:p>
-      <w:pPr>
-        <w:numPr>
-          <w:ilvl w:val="0"/>
-          <w:numId w:val="1002"/>
-        </w:numPr>
+    </w:p>
+    <w:p>
+      <w:pPr>
+        <w:pStyle w:val="BodyText"/>
       </w:pPr>
       <w:r>
         <w:t xml:space="preserve">NOAH: Nice to meet you. We’ll keep it to thirty minutes.</w:t>
       </w:r>
-      <w:r>
-        <w:t xml:space="preserve"> </w:t>
-      </w:r>
-      <w:r>
-        <w:t xml:space="preserve">노아: 반갑습니다. 30분 안에 끝낼게요.</w:t>
-      </w:r>
-    </w:p>
-    <w:p>
-      <w:pPr>
-        <w:numPr>
-          <w:ilvl w:val="0"/>
-          <w:numId w:val="1002"/>
-        </w:numPr>
+    </w:p>
+    <w:p>
+      <w:pPr>
+        <w:pStyle w:val="BodyText"/>
       </w:pPr>
       <w:r>
         <w:t xml:space="preserve">JASMINE: Sure. What do you want to know?</w:t>
       </w:r>
-      <w:r>
-        <w:t xml:space="preserve"> </w:t>
-      </w:r>
-      <w:r>
-        <w:t xml:space="preserve">재스민: 네. 뭐가 궁금하세요?</w:t>
-      </w:r>
-    </w:p>
-    <w:p>
-      <w:pPr>
-        <w:numPr>
-          <w:ilvl w:val="0"/>
-          <w:numId w:val="1002"/>
-        </w:numPr>
+    </w:p>
+    <w:p>
+      <w:pPr>
+        <w:pStyle w:val="BodyText"/>
       </w:pPr>
       <w:r>
         <w:t xml:space="preserve">NOAH: How long have you been injecting fillers?</w:t>
       </w:r>
-      <w:r>
-        <w:t xml:space="preserve"> </w:t>
-      </w:r>
-      <w:r>
-        <w:t xml:space="preserve">노아: 필러 시술은 얼마나 하셨어요?</w:t>
-      </w:r>
-    </w:p>
-    <w:p>
-      <w:pPr>
-        <w:numPr>
-          <w:ilvl w:val="0"/>
-          <w:numId w:val="1002"/>
-        </w:numPr>
+    </w:p>
+    <w:p>
+      <w:pPr>
+        <w:pStyle w:val="BodyText"/>
       </w:pPr>
       <w:r>
         <w:t xml:space="preserve">JASMINE: Six years. I’m a nurse. I do about fifteen patients a day.</w:t>
       </w:r>
-      <w:r>
-        <w:t xml:space="preserve"> </w:t>
-      </w:r>
-      <w:r>
-        <w:t xml:space="preserve">재스민: 6년이요. 전 간호사예요. 하루에 환자 열다섯 명 정도 봐요.</w:t>
-      </w:r>
-    </w:p>
-    <w:p>
-      <w:pPr>
-        <w:numPr>
-          <w:ilvl w:val="0"/>
-          <w:numId w:val="1002"/>
-        </w:numPr>
+    </w:p>
+    <w:p>
+      <w:pPr>
+        <w:pStyle w:val="BodyText"/>
       </w:pPr>
       <w:r>
         <w:t xml:space="preserve">ELENA: That’s busy. Walk me through your last complication.</w:t>
       </w:r>
-      <w:r>
-        <w:t xml:space="preserve"> </w:t>
-      </w:r>
-      <w:r>
-        <w:t xml:space="preserve">엘레나: 바쁘네요. 마지막으로 겪은 부작용을 처음부터 얘기해 줄래요?</w:t>
-      </w:r>
-    </w:p>
-    <w:p>
-      <w:pPr>
-        <w:numPr>
-          <w:ilvl w:val="0"/>
-          <w:numId w:val="1002"/>
-        </w:numPr>
+    </w:p>
+    <w:p>
+      <w:pPr>
+        <w:pStyle w:val="BodyText"/>
       </w:pPr>
       <w:r>
         <w:t xml:space="preserve">JASMINE: Hmm. The last serious one? About four months ago.</w:t>
       </w:r>
-      <w:r>
-        <w:t xml:space="preserve"> </w:t>
-      </w:r>
-      <w:r>
-        <w:t xml:space="preserve">재스민: 음. 마지막으로 심각했던 거요? 넉 달 전쯤이요.</w:t>
-      </w:r>
-    </w:p>
-    <w:p>
-      <w:pPr>
-        <w:numPr>
-          <w:ilvl w:val="0"/>
-          <w:numId w:val="1002"/>
-        </w:numPr>
+    </w:p>
+    <w:p>
+      <w:pPr>
+        <w:pStyle w:val="BodyText"/>
       </w:pPr>
       <w:r>
         <w:t xml:space="preserve">NOAH: What happened?</w:t>
       </w:r>
-      <w:r>
-        <w:t xml:space="preserve"> </w:t>
-      </w:r>
-      <w:r>
-        <w:t xml:space="preserve">노아: 무슨 일이 있었어요?</w:t>
-      </w:r>
-    </w:p>
-    <w:p>
-      <w:pPr>
-        <w:numPr>
-          <w:ilvl w:val="0"/>
-          <w:numId w:val="1002"/>
-        </w:numPr>
+    </w:p>
+    <w:p>
+      <w:pPr>
+        <w:pStyle w:val="BodyText"/>
       </w:pPr>
       <w:r>
         <w:t xml:space="preserve">JASMINE: I was injecting a nasolabial fold. Routine, something I do every day. Then the skin went white. Instantly. I knew right away what it meant, because they warn you about it in training.</w:t>
       </w:r>
-      <w:r>
-        <w:t xml:space="preserve"> </w:t>
-      </w:r>
-      <w:r>
-        <w:t xml:space="preserve">재스민: 팔자주름에 주사하고 있었어요. 매일 하는 평범한 시술이었죠. 그런데 피부가 하얘졌어요. 순식간에. 그게 무슨 뜻인지 바로 알았어요. 교육받을 때 그걸 경고하거든요.</w:t>
-      </w:r>
-    </w:p>
-    <w:p>
-      <w:pPr>
-        <w:numPr>
-          <w:ilvl w:val="0"/>
-          <w:numId w:val="1002"/>
-        </w:numPr>
+    </w:p>
+    <w:p>
+      <w:pPr>
+        <w:pStyle w:val="BodyText"/>
       </w:pPr>
       <w:r>
         <w:t xml:space="preserve">ELENA: Blanching. What did you do next?</w:t>
       </w:r>
-      <w:r>
-        <w:t xml:space="preserve"> </w:t>
-      </w:r>
-      <w:r>
-        <w:t xml:space="preserve">엘레나: 창백해졌군요. 그다음엔 뭘 했어요?</w:t>
-      </w:r>
-    </w:p>
-    <w:p>
-      <w:pPr>
-        <w:numPr>
-          <w:ilvl w:val="0"/>
-          <w:numId w:val="1002"/>
-        </w:numPr>
+    </w:p>
+    <w:p>
+      <w:pPr>
+        <w:pStyle w:val="BodyText"/>
       </w:pPr>
       <w:r>
         <w:t xml:space="preserve">JASMINE: Honestly? For about ten seconds, I froze.</w:t>
       </w:r>
-      <w:r>
-        <w:t xml:space="preserve"> </w:t>
-      </w:r>
-      <w:r>
-        <w:t xml:space="preserve">재스민: 솔직히요? 한 10초 동안 얼어 버렸어요.</w:t>
-      </w:r>
-    </w:p>
-    <w:p>
-      <w:pPr>
-        <w:numPr>
-          <w:ilvl w:val="0"/>
-          <w:numId w:val="1002"/>
-        </w:numPr>
+    </w:p>
+    <w:p>
+      <w:pPr>
+        <w:pStyle w:val="BodyText"/>
       </w:pPr>
       <w:r>
         <w:t xml:space="preserve">NOAH: That must have felt like a long ten seconds.</w:t>
       </w:r>
-      <w:r>
-        <w:t xml:space="preserve"> </w:t>
-      </w:r>
-      <w:r>
-        <w:t xml:space="preserve">노아: 정말 길게 느껴진 10초였겠네요.</w:t>
-      </w:r>
-    </w:p>
-    <w:p>
-      <w:pPr>
-        <w:numPr>
-          <w:ilvl w:val="0"/>
-          <w:numId w:val="1002"/>
-        </w:numPr>
+    </w:p>
+    <w:p>
+      <w:pPr>
+        <w:pStyle w:val="BodyText"/>
       </w:pPr>
       <w:r>
         <w:t xml:space="preserve">JASMINE: The longest of my life. Then I grabbed the hyaluronidase from the fridge.</w:t>
       </w:r>
-      <w:r>
-        <w:t xml:space="preserve"> </w:t>
-      </w:r>
-      <w:r>
-        <w:t xml:space="preserve">재스민: 제 인생에서 제일 길었죠. 그러고 냉장고에서 히알루로니다아제를 꺼냈어요.</w:t>
-      </w:r>
-    </w:p>
-    <w:p>
-      <w:pPr>
-        <w:numPr>
-          <w:ilvl w:val="0"/>
-          <w:numId w:val="1002"/>
-        </w:numPr>
+    </w:p>
+    <w:p>
+      <w:pPr>
+        <w:pStyle w:val="BodyText"/>
       </w:pPr>
       <w:r>
         <w:t xml:space="preserve">NOAH: Wouldn’t you love a filler that dissolves much faster?</w:t>
       </w:r>
-      <w:r>
-        <w:t xml:space="preserve"> </w:t>
-      </w:r>
-      <w:r>
-        <w:t xml:space="preserve">노아: 훨씬 빨리 녹는 필러가 있으면 정말 좋지 않겠어요?</w:t>
-      </w:r>
-    </w:p>
-    <w:p>
-      <w:pPr>
-        <w:numPr>
-          <w:ilvl w:val="0"/>
-          <w:numId w:val="1002"/>
-        </w:numPr>
+    </w:p>
+    <w:p>
+      <w:pPr>
+        <w:pStyle w:val="BodyText"/>
       </w:pPr>
       <w:r>
         <w:t xml:space="preserve">ELENA: Noah. Let’s hold that thought. Jasmine, how long did it take to resolve?</w:t>
       </w:r>
-      <w:r>
-        <w:t xml:space="preserve"> </w:t>
-      </w:r>
-      <w:r>
-        <w:t xml:space="preserve">엘레나: 노아. 그 얘긴 잠깐 미뤄요. 재스민, 해결되는 데 얼마나 걸렸어요?</w:t>
-      </w:r>
-    </w:p>
-    <w:p>
-      <w:pPr>
-        <w:numPr>
-          <w:ilvl w:val="0"/>
-          <w:numId w:val="1002"/>
-        </w:numPr>
+    </w:p>
+    <w:p>
+      <w:pPr>
+        <w:pStyle w:val="BodyText"/>
       </w:pPr>
       <w:r>
         <w:t xml:space="preserve">NOAH: Sorry. Go on, please.</w:t>
       </w:r>
-      <w:r>
-        <w:t xml:space="preserve"> </w:t>
-      </w:r>
-      <w:r>
-        <w:t xml:space="preserve">노아: 죄송해요. 계속하세요.</w:t>
-      </w:r>
-    </w:p>
-    <w:p>
-      <w:pPr>
-        <w:numPr>
-          <w:ilvl w:val="0"/>
-          <w:numId w:val="1002"/>
-        </w:numPr>
+    </w:p>
+    <w:p>
+      <w:pPr>
+        <w:pStyle w:val="BodyText"/>
       </w:pPr>
       <w:r>
         <w:t xml:space="preserve">JASMINE: About ninety minutes. Three rounds of enzyme, and after each one I waited and watched the skin. I called our medical director twice, because I wasn’t sure it was working.</w:t>
       </w:r>
-      <w:r>
-        <w:t xml:space="preserve"> </w:t>
-      </w:r>
-      <w:r>
-        <w:t xml:space="preserve">재스민: 90분쯤이요. 효소를 세 번 놨고, 매번 놓고 나서 기다리면서 피부를 지켜봤어요. 효과가 있는 건지 확신이 안 서서 의료 책임자한테 두 번 전화했어요.</w:t>
-      </w:r>
-    </w:p>
-    <w:p>
-      <w:pPr>
-        <w:numPr>
-          <w:ilvl w:val="0"/>
-          <w:numId w:val="1002"/>
-        </w:numPr>
+    </w:p>
+    <w:p>
+      <w:pPr>
+        <w:pStyle w:val="BodyText"/>
       </w:pPr>
       <w:r>
         <w:t xml:space="preserve">ELENA: Was the medical director on site?</w:t>
       </w:r>
-      <w:r>
-        <w:t xml:space="preserve"> </w:t>
-      </w:r>
-      <w:r>
-        <w:t xml:space="preserve">엘레나: 의료 책임자가 현장에 있었어요?</w:t>
-      </w:r>
-    </w:p>
-    <w:p>
-      <w:pPr>
-        <w:numPr>
-          <w:ilvl w:val="0"/>
-          <w:numId w:val="1002"/>
-        </w:numPr>
+    </w:p>
+    <w:p>
+      <w:pPr>
+        <w:pStyle w:val="BodyText"/>
       </w:pPr>
       <w:r>
         <w:t xml:space="preserve">JASMINE: No. He supervises four spas. He was across town.</w:t>
       </w:r>
-      <w:r>
-        <w:t xml:space="preserve"> </w:t>
-      </w:r>
-      <w:r>
-        <w:t xml:space="preserve">재스민: 아니요. 스파 네 곳을 관리해요. 시내 반대편에 있었어요.</w:t>
-      </w:r>
-    </w:p>
-    <w:p>
-      <w:pPr>
-        <w:numPr>
-          <w:ilvl w:val="0"/>
-          <w:numId w:val="1002"/>
-        </w:numPr>
+    </w:p>
+    <w:p>
+      <w:pPr>
+        <w:pStyle w:val="BodyText"/>
       </w:pPr>
       <w:r>
         <w:t xml:space="preserve">NOAH: How did the patient do?</w:t>
       </w:r>
-      <w:r>
-        <w:t xml:space="preserve"> </w:t>
-      </w:r>
-      <w:r>
-        <w:t xml:space="preserve">노아: 환자는 어떻게 됐어요?</w:t>
-      </w:r>
-    </w:p>
-    <w:p>
-      <w:pPr>
-        <w:numPr>
-          <w:ilvl w:val="0"/>
-          <w:numId w:val="1002"/>
-        </w:numPr>
+    </w:p>
+    <w:p>
+      <w:pPr>
+        <w:pStyle w:val="BodyText"/>
       </w:pPr>
       <w:r>
         <w:t xml:space="preserve">JASMINE: She was okay. Small bruise. But I didn’t sleep that night.</w:t>
       </w:r>
-      <w:r>
-        <w:t xml:space="preserve"> </w:t>
-      </w:r>
-      <w:r>
-        <w:t xml:space="preserve">재스민: 괜찮았어요. 작은 멍 정도. 근데 전 그날 밤 잠을 못 잤어요.</w:t>
-      </w:r>
-    </w:p>
-    <w:p>
-      <w:pPr>
-        <w:numPr>
-          <w:ilvl w:val="0"/>
-          <w:numId w:val="1002"/>
-        </w:numPr>
+    </w:p>
+    <w:p>
+      <w:pPr>
+        <w:pStyle w:val="BodyText"/>
       </w:pPr>
       <w:r>
         <w:t xml:space="preserve">ELENA: What did you do differently after that?</w:t>
       </w:r>
-      <w:r>
-        <w:t xml:space="preserve"> </w:t>
-      </w:r>
-      <w:r>
-        <w:t xml:space="preserve">엘레나: 그 뒤로 뭘 다르게 했어요?</w:t>
-      </w:r>
-    </w:p>
-    <w:p>
-      <w:pPr>
-        <w:numPr>
-          <w:ilvl w:val="0"/>
-          <w:numId w:val="1002"/>
-        </w:numPr>
+    </w:p>
+    <w:p>
+      <w:pPr>
+        <w:pStyle w:val="BodyText"/>
       </w:pPr>
       <w:r>
         <w:t xml:space="preserve">JASMINE: I keep two vials of enzyme ready now. And I took a weekend course.</w:t>
       </w:r>
-      <w:r>
-        <w:t xml:space="preserve"> </w:t>
-      </w:r>
-      <w:r>
-        <w:t xml:space="preserve">재스민: 이제 효소 두 병을 항상 준비해 둬요. 그리고 주말 교육 과정을 들었어요.</w:t>
-      </w:r>
-    </w:p>
-    <w:p>
-      <w:pPr>
-        <w:numPr>
-          <w:ilvl w:val="0"/>
-          <w:numId w:val="1002"/>
-        </w:numPr>
+    </w:p>
+    <w:p>
+      <w:pPr>
+        <w:pStyle w:val="BodyText"/>
       </w:pPr>
       <w:r>
         <w:t xml:space="preserve">NOAH: Who paid for the course?</w:t>
       </w:r>
-      <w:r>
-        <w:t xml:space="preserve"> </w:t>
-      </w:r>
-      <w:r>
-        <w:t xml:space="preserve">노아: 교육비는 누가 냈어요?</w:t>
-      </w:r>
-    </w:p>
-    <w:p>
-      <w:pPr>
-        <w:numPr>
-          <w:ilvl w:val="0"/>
-          <w:numId w:val="1002"/>
-        </w:numPr>
+    </w:p>
+    <w:p>
+      <w:pPr>
+        <w:pStyle w:val="BodyText"/>
       </w:pPr>
       <w:r>
         <w:t xml:space="preserve">JASMINE: Me. Six hundred dollars. The spa wouldn’t pay.</w:t>
       </w:r>
-      <w:r>
-        <w:t xml:space="preserve"> </w:t>
-      </w:r>
-      <w:r>
-        <w:t xml:space="preserve">재스민: 저요. 600달러. 스파에선 안 내 줬어요.</w:t>
-      </w:r>
-    </w:p>
-    <w:p>
-      <w:pPr>
-        <w:numPr>
-          <w:ilvl w:val="0"/>
-          <w:numId w:val="1002"/>
-        </w:numPr>
+    </w:p>
+    <w:p>
+      <w:pPr>
+        <w:pStyle w:val="BodyText"/>
       </w:pPr>
       <w:r>
         <w:t xml:space="preserve">ELENA: Did you report the complication anywhere?</w:t>
       </w:r>
-      <w:r>
-        <w:t xml:space="preserve"> </w:t>
-      </w:r>
-      <w:r>
-        <w:t xml:space="preserve">엘레나: 그 부작용을 어디에 보고했어요?</w:t>
-      </w:r>
-    </w:p>
-    <w:p>
-      <w:pPr>
-        <w:numPr>
-          <w:ilvl w:val="0"/>
-          <w:numId w:val="1002"/>
-        </w:numPr>
+    </w:p>
+    <w:p>
+      <w:pPr>
+        <w:pStyle w:val="BodyText"/>
       </w:pPr>
       <w:r>
         <w:t xml:space="preserve">JASMINE: To my medical director. Officially? I don’t think he reported it.</w:t>
       </w:r>
-      <w:r>
-        <w:t xml:space="preserve"> </w:t>
-      </w:r>
-      <w:r>
-        <w:t xml:space="preserve">재스민: 의료 책임자한테요. 공식적으로는요? 그분이 보고한 것 같진 않아요.</w:t>
-      </w:r>
-    </w:p>
-    <w:p>
-      <w:pPr>
-        <w:numPr>
-          <w:ilvl w:val="0"/>
-          <w:numId w:val="1002"/>
-        </w:numPr>
+    </w:p>
+    <w:p>
+      <w:pPr>
+        <w:pStyle w:val="BodyText"/>
       </w:pPr>
       <w:r>
         <w:t xml:space="preserve">NOAH: Can I ask what filler you were using?</w:t>
       </w:r>
-      <w:r>
-        <w:t xml:space="preserve"> </w:t>
-      </w:r>
-      <w:r>
-        <w:t xml:space="preserve">노아: 어떤 필러를 쓰고 있었는지 여쭤봐도 될까요?</w:t>
-      </w:r>
-    </w:p>
-    <w:p>
-      <w:pPr>
-        <w:numPr>
-          <w:ilvl w:val="0"/>
-          <w:numId w:val="1002"/>
-        </w:numPr>
+    </w:p>
+    <w:p>
+      <w:pPr>
+        <w:pStyle w:val="BodyText"/>
       </w:pPr>
       <w:r>
         <w:t xml:space="preserve">JASMINE: Lumaderm. It’s what most spas around here use.</w:t>
       </w:r>
-      <w:r>
-        <w:t xml:space="preserve"> </w:t>
-      </w:r>
-      <w:r>
-        <w:t xml:space="preserve">재스민: 루마덤이요. 이 근처 스파는 대부분 그걸 써요.</w:t>
-      </w:r>
-    </w:p>
-    <w:p>
-      <w:pPr>
-        <w:numPr>
-          <w:ilvl w:val="0"/>
-          <w:numId w:val="1002"/>
-        </w:numPr>
+    </w:p>
+    <w:p>
+      <w:pPr>
+        <w:pStyle w:val="BodyText"/>
       </w:pPr>
       <w:r>
         <w:t xml:space="preserve">NOAH: Of course it is.</w:t>
       </w:r>
-      <w:r>
-        <w:t xml:space="preserve"> </w:t>
-      </w:r>
-      <w:r>
-        <w:t xml:space="preserve">노아: 역시 그렇군요.</w:t>
-      </w:r>
-    </w:p>
-    <w:p>
-      <w:pPr>
-        <w:numPr>
-          <w:ilvl w:val="0"/>
-          <w:numId w:val="1002"/>
-        </w:numPr>
+    </w:p>
+    <w:p>
+      <w:pPr>
+        <w:pStyle w:val="BodyText"/>
       </w:pPr>
       <w:r>
         <w:t xml:space="preserve">ELENA: Last question. What worries you most when you inject?</w:t>
       </w:r>
-      <w:r>
-        <w:t xml:space="preserve"> </w:t>
-      </w:r>
-      <w:r>
-        <w:t xml:space="preserve">엘레나: 마지막 질문이요. 시술할 때 가장 걱정되는 게 뭐예요?</w:t>
-      </w:r>
-    </w:p>
-    <w:p>
-      <w:pPr>
-        <w:numPr>
-          <w:ilvl w:val="0"/>
-          <w:numId w:val="1002"/>
-        </w:numPr>
+    </w:p>
+    <w:p>
+      <w:pPr>
+        <w:pStyle w:val="BodyText"/>
       </w:pPr>
       <w:r>
         <w:t xml:space="preserve">JASMINE: That one day it won’t be a bruise. That it’ll be someone’s eye. Every time I inject near the nose, I think about it, and I know the enzyme might not work fast enough.</w:t>
       </w:r>
-      <w:r>
-        <w:t xml:space="preserve"> </w:t>
-      </w:r>
-      <w:r>
-        <w:t xml:space="preserve">재스민: 언젠가 멍으로 안 끝날까 봐요. 누군가의 눈이 될까 봐요. 코 근처에 주사할 때마다 그 생각을 해요. 효소가 충분히 빨리 안 들을 수도 있다는 걸 아니까요.</w:t>
-      </w:r>
-    </w:p>
-    <w:p>
-      <w:pPr>
-        <w:numPr>
-          <w:ilvl w:val="0"/>
-          <w:numId w:val="1002"/>
-        </w:numPr>
+    </w:p>
+    <w:p>
+      <w:pPr>
+        <w:pStyle w:val="BodyText"/>
       </w:pPr>
       <w:r>
         <w:t xml:space="preserve">ELENA: Thank you, Jasmine. That was very honest.</w:t>
       </w:r>
-      <w:r>
-        <w:t xml:space="preserve"> </w:t>
-      </w:r>
-      <w:r>
-        <w:t xml:space="preserve">엘레나: 고마워요, 재스민. 아주 솔직하게 말해 줬어요.</w:t>
-      </w:r>
-    </w:p>
-    <w:p>
-      <w:pPr>
-        <w:numPr>
-          <w:ilvl w:val="0"/>
-          <w:numId w:val="1002"/>
-        </w:numPr>
+    </w:p>
+    <w:p>
+      <w:pPr>
+        <w:pStyle w:val="BodyText"/>
       </w:pPr>
       <w:r>
         <w:t xml:space="preserve">JASMINE: Thanks for asking. Nobody ever asks us nurses.</w:t>
-      </w:r>
-      <w:r>
-        <w:t xml:space="preserve"> </w:t>
-      </w:r>
-      <w:r>
-        <w:t xml:space="preserve">재스민: 물어봐 주셔서 감사해요. 우리 간호사들한텐 아무도 안 묻거든요.</w:t>
       </w:r>
     </w:p>
     <w:bookmarkEnd w:id="22"/>
@@ -1056,27 +588,15 @@
     </w:p>
     <w:p>
       <w:pPr>
-        <w:numPr>
-          <w:ilvl w:val="0"/>
-          <w:numId w:val="1003"/>
-        </w:numPr>
+        <w:pStyle w:val="FirstParagraph"/>
       </w:pPr>
       <w:r>
         <w:t xml:space="preserve">ELENA: In the car, Noah. What did you do wrong?</w:t>
       </w:r>
-      <w:r>
-        <w:t xml:space="preserve"> </w:t>
-      </w:r>
-      <w:r>
-        <w:t xml:space="preserve">엘레나: 차 안이에요, 노아. 아까 뭘 잘못했죠?</w:t>
-      </w:r>
-    </w:p>
-    <w:p>
-      <w:pPr>
-        <w:numPr>
-          <w:ilvl w:val="0"/>
-          <w:numId w:val="1003"/>
-        </w:numPr>
+    </w:p>
+    <w:p>
+      <w:pPr>
+        <w:pStyle w:val="BodyText"/>
       </w:pPr>
       <w:r>
         <w:t xml:space="preserve">NOAH: I asked a leading question.</w:t>
@@ -1093,529 +613,229 @@
       <w:r>
         <w:t xml:space="preserve">”</w:t>
       </w:r>
-      <w:r>
-        <w:t xml:space="preserve"> </w:t>
-      </w:r>
-      <w:r>
-        <w:t xml:space="preserve">노아: 유도 질문을 했어요.</w:t>
-      </w:r>
-      <w:r>
-        <w:t xml:space="preserve"> </w:t>
-      </w:r>
-      <w:r>
-        <w:t xml:space="preserve">“</w:t>
-      </w:r>
-      <w:r>
-        <w:t xml:space="preserve">…하면 좋지 않겠어요?</w:t>
-      </w:r>
-      <w:r>
-        <w:t xml:space="preserve">”</w:t>
-      </w:r>
-    </w:p>
-    <w:p>
-      <w:pPr>
-        <w:numPr>
-          <w:ilvl w:val="0"/>
-          <w:numId w:val="1003"/>
-        </w:numPr>
+    </w:p>
+    <w:p>
+      <w:pPr>
+        <w:pStyle w:val="BodyText"/>
       </w:pPr>
       <w:r>
         <w:t xml:space="preserve">ELENA: Right. A leading question gets a polite yes. A useless yes. You told her the answer you wanted, so she won’t tell you what she really thinks. Ask about what happened instead.</w:t>
       </w:r>
-      <w:r>
-        <w:t xml:space="preserve"> </w:t>
-      </w:r>
-      <w:r>
-        <w:t xml:space="preserve">엘레나: 맞아요. 유도 질문은 예의 바른</w:t>
-      </w:r>
-      <w:r>
-        <w:t xml:space="preserve"> </w:t>
-      </w:r>
-      <w:r>
-        <w:t xml:space="preserve">“</w:t>
-      </w:r>
-      <w:r>
-        <w:t xml:space="preserve">네</w:t>
-      </w:r>
-      <w:r>
-        <w:t xml:space="preserve">”</w:t>
-      </w:r>
-      <w:r>
-        <w:t xml:space="preserve">를 얻어요. 쓸모없는</w:t>
-      </w:r>
-      <w:r>
-        <w:t xml:space="preserve"> </w:t>
-      </w:r>
-      <w:r>
-        <w:t xml:space="preserve">“</w:t>
-      </w:r>
-      <w:r>
-        <w:t xml:space="preserve">네</w:t>
-      </w:r>
-      <w:r>
-        <w:t xml:space="preserve">”</w:t>
-      </w:r>
-      <w:r>
-        <w:t xml:space="preserve">요. 원하는 답을 먼저 말해 버렸으니, 상대는 진짜 생각을 말하지 않을 거예요. 대신 실제로 무슨 일이 있었는지를 물어요.</w:t>
-      </w:r>
-    </w:p>
-    <w:p>
-      <w:pPr>
-        <w:numPr>
-          <w:ilvl w:val="0"/>
-          <w:numId w:val="1003"/>
-        </w:numPr>
+    </w:p>
+    <w:p>
+      <w:pPr>
+        <w:pStyle w:val="BodyText"/>
       </w:pPr>
       <w:r>
         <w:t xml:space="preserve">NOAH: Noted. It won’t happen again.</w:t>
       </w:r>
-      <w:r>
-        <w:t xml:space="preserve"> </w:t>
-      </w:r>
-      <w:r>
-        <w:t xml:space="preserve">노아: 명심할게요. 다시는 안 그럴게요.</w:t>
-      </w:r>
-    </w:p>
-    <w:p>
-      <w:pPr>
-        <w:numPr>
-          <w:ilvl w:val="0"/>
-          <w:numId w:val="1003"/>
-        </w:numPr>
+    </w:p>
+    <w:p>
+      <w:pPr>
+        <w:pStyle w:val="BodyText"/>
       </w:pPr>
       <w:r>
         <w:t xml:space="preserve">PIERCE: Elena! Long time. And you brought a friend.</w:t>
       </w:r>
-      <w:r>
-        <w:t xml:space="preserve"> </w:t>
-      </w:r>
-      <w:r>
-        <w:t xml:space="preserve">피어스: 엘레나! 오랜만이야. 친구도 데려왔네.</w:t>
-      </w:r>
-    </w:p>
-    <w:p>
-      <w:pPr>
-        <w:numPr>
-          <w:ilvl w:val="0"/>
-          <w:numId w:val="1003"/>
-        </w:numPr>
+    </w:p>
+    <w:p>
+      <w:pPr>
+        <w:pStyle w:val="BodyText"/>
       </w:pPr>
       <w:r>
         <w:t xml:space="preserve">ELENA: Alan, this is Noah. Thanks for squeezing us in.</w:t>
       </w:r>
-      <w:r>
-        <w:t xml:space="preserve"> </w:t>
-      </w:r>
-      <w:r>
-        <w:t xml:space="preserve">엘레나: 앨런, 이쪽은 노아예요. 시간 쪼개 줘서 고마워요.</w:t>
-      </w:r>
-    </w:p>
-    <w:p>
-      <w:pPr>
-        <w:numPr>
-          <w:ilvl w:val="0"/>
-          <w:numId w:val="1003"/>
-        </w:numPr>
+    </w:p>
+    <w:p>
+      <w:pPr>
+        <w:pStyle w:val="BodyText"/>
       </w:pPr>
       <w:r>
         <w:t xml:space="preserve">PIERCE: For you, anytime. So, complications? I’ll make it easy. I’ve never had one.</w:t>
       </w:r>
-      <w:r>
-        <w:t xml:space="preserve"> </w:t>
-      </w:r>
-      <w:r>
-        <w:t xml:space="preserve">피어스: 당신이라면 언제든. 그래서, 부작용? 간단히 말할게. 난 한 번도 없었어.</w:t>
-      </w:r>
-    </w:p>
-    <w:p>
-      <w:pPr>
-        <w:numPr>
-          <w:ilvl w:val="0"/>
-          <w:numId w:val="1003"/>
-        </w:numPr>
+    </w:p>
+    <w:p>
+      <w:pPr>
+        <w:pStyle w:val="BodyText"/>
       </w:pPr>
       <w:r>
         <w:t xml:space="preserve">NOAH: Never? In how many years?</w:t>
       </w:r>
-      <w:r>
-        <w:t xml:space="preserve"> </w:t>
-      </w:r>
-      <w:r>
-        <w:t xml:space="preserve">노아: 한 번도요? 몇 년 동안이요?</w:t>
-      </w:r>
-    </w:p>
-    <w:p>
-      <w:pPr>
-        <w:numPr>
-          <w:ilvl w:val="0"/>
-          <w:numId w:val="1003"/>
-        </w:numPr>
+    </w:p>
+    <w:p>
+      <w:pPr>
+        <w:pStyle w:val="BodyText"/>
       </w:pPr>
       <w:r>
         <w:t xml:space="preserve">PIERCE: Twenty years. Good technique. Good anatomy. No problems.</w:t>
       </w:r>
-      <w:r>
-        <w:t xml:space="preserve"> </w:t>
-      </w:r>
-      <w:r>
-        <w:t xml:space="preserve">피어스: 20년. 좋은 기술, 해부학 지식. 문제없어.</w:t>
-      </w:r>
-    </w:p>
-    <w:p>
-      <w:pPr>
-        <w:numPr>
-          <w:ilvl w:val="0"/>
-          <w:numId w:val="1003"/>
-        </w:numPr>
+    </w:p>
+    <w:p>
+      <w:pPr>
+        <w:pStyle w:val="BodyText"/>
       </w:pPr>
       <w:r>
         <w:t xml:space="preserve">ELENA: Everyone says that until the day they don’t.</w:t>
       </w:r>
-      <w:r>
-        <w:t xml:space="preserve"> </w:t>
-      </w:r>
-      <w:r>
-        <w:t xml:space="preserve">엘레나: 다들 그렇게 말해요. 그렇지 않은 날이 올 때까지는.</w:t>
-      </w:r>
-    </w:p>
-    <w:p>
-      <w:pPr>
-        <w:numPr>
-          <w:ilvl w:val="0"/>
-          <w:numId w:val="1003"/>
-        </w:numPr>
+    </w:p>
+    <w:p>
+      <w:pPr>
+        <w:pStyle w:val="BodyText"/>
       </w:pPr>
       <w:r>
         <w:t xml:space="preserve">PIERCE: Ha. Always the pessimist, Elena.</w:t>
       </w:r>
-      <w:r>
-        <w:t xml:space="preserve"> </w:t>
-      </w:r>
-      <w:r>
-        <w:t xml:space="preserve">피어스: 하. 여전히 비관론자네, 엘레나.</w:t>
-      </w:r>
-    </w:p>
-    <w:p>
-      <w:pPr>
-        <w:numPr>
-          <w:ilvl w:val="0"/>
-          <w:numId w:val="1003"/>
-        </w:numPr>
+    </w:p>
+    <w:p>
+      <w:pPr>
+        <w:pStyle w:val="BodyText"/>
       </w:pPr>
       <w:r>
         <w:t xml:space="preserve">NOAH: What matters most to you when you choose a filler?</w:t>
       </w:r>
-      <w:r>
-        <w:t xml:space="preserve"> </w:t>
-      </w:r>
-      <w:r>
-        <w:t xml:space="preserve">노아: 필러를 고를 때 가장 중요한 게 뭐예요?</w:t>
-      </w:r>
-    </w:p>
-    <w:p>
-      <w:pPr>
-        <w:numPr>
-          <w:ilvl w:val="0"/>
-          <w:numId w:val="1003"/>
-        </w:numPr>
+    </w:p>
+    <w:p>
+      <w:pPr>
+        <w:pStyle w:val="BodyText"/>
       </w:pPr>
       <w:r>
         <w:t xml:space="preserve">PIERCE: How long it lasts. My patients pay a lot, and they don’t want to come back so soon. They want results that stay. Everything else is secondary.</w:t>
       </w:r>
-      <w:r>
-        <w:t xml:space="preserve"> </w:t>
-      </w:r>
-      <w:r>
-        <w:t xml:space="preserve">피어스: 얼마나 오래가는지. 내 환자들은 돈을 많이 내고, 금방 다시 오고 싶어 하지 않아. 머무는 결과를 원하지. 나머지는 다 부차적이야.</w:t>
-      </w:r>
-    </w:p>
-    <w:p>
-      <w:pPr>
-        <w:numPr>
-          <w:ilvl w:val="0"/>
-          <w:numId w:val="1003"/>
-        </w:numPr>
+    </w:p>
+    <w:p>
+      <w:pPr>
+        <w:pStyle w:val="BodyText"/>
       </w:pPr>
       <w:r>
         <w:t xml:space="preserve">NOAH: Results that stay. I’ve heard that somewhere.</w:t>
       </w:r>
-      <w:r>
-        <w:t xml:space="preserve"> </w:t>
-      </w:r>
-      <w:r>
-        <w:t xml:space="preserve">노아: 머무는 결과. 어디서 들어 본 말이네요.</w:t>
-      </w:r>
-    </w:p>
-    <w:p>
-      <w:pPr>
-        <w:numPr>
-          <w:ilvl w:val="0"/>
-          <w:numId w:val="1003"/>
-        </w:numPr>
+    </w:p>
+    <w:p>
+      <w:pPr>
+        <w:pStyle w:val="BodyText"/>
       </w:pPr>
       <w:r>
         <w:t xml:space="preserve">PIERCE: It’s Halvern’s slogan. Brilliant line. Whoever wrote it deserves a raise.</w:t>
       </w:r>
-      <w:r>
-        <w:t xml:space="preserve"> </w:t>
-      </w:r>
-      <w:r>
-        <w:t xml:space="preserve">피어스: 할번 슬로건이야. 기막힌 문구지. 그거 쓴 사람은 연봉 올려 줘야 해.</w:t>
-      </w:r>
-    </w:p>
-    <w:p>
-      <w:pPr>
-        <w:numPr>
-          <w:ilvl w:val="0"/>
-          <w:numId w:val="1003"/>
-        </w:numPr>
+    </w:p>
+    <w:p>
+      <w:pPr>
+        <w:pStyle w:val="BodyText"/>
       </w:pPr>
       <w:r>
         <w:t xml:space="preserve">TIFFANY: Welcome to Glow Bar! I’m Tiffany. I own this location and two others.</w:t>
       </w:r>
-      <w:r>
-        <w:t xml:space="preserve"> </w:t>
-      </w:r>
-      <w:r>
-        <w:t xml:space="preserve">티파니: 글로 바에 오신 걸 환영해요! 티파니예요. 여기랑 두 군데 더 운영해요.</w:t>
-      </w:r>
-    </w:p>
-    <w:p>
-      <w:pPr>
-        <w:numPr>
-          <w:ilvl w:val="0"/>
-          <w:numId w:val="1003"/>
-        </w:numPr>
+    </w:p>
+    <w:p>
+      <w:pPr>
+        <w:pStyle w:val="BodyText"/>
       </w:pPr>
       <w:r>
         <w:t xml:space="preserve">NOAH: Thanks for having us. Can you tell us how you choose your fillers?</w:t>
       </w:r>
-      <w:r>
-        <w:t xml:space="preserve"> </w:t>
-      </w:r>
-      <w:r>
-        <w:t xml:space="preserve">노아: 맞아 주셔서 감사해요. 필러를 어떻게 고르시는지 말씀해 주실 수 있어요?</w:t>
-      </w:r>
-    </w:p>
-    <w:p>
-      <w:pPr>
-        <w:numPr>
-          <w:ilvl w:val="0"/>
-          <w:numId w:val="1003"/>
-        </w:numPr>
+    </w:p>
+    <w:p>
+      <w:pPr>
+        <w:pStyle w:val="BodyText"/>
       </w:pPr>
       <w:r>
         <w:t xml:space="preserve">TIFFANY: Price, mostly. Patients compare prices on Instagram.</w:t>
       </w:r>
-      <w:r>
-        <w:t xml:space="preserve"> </w:t>
-      </w:r>
-      <w:r>
-        <w:t xml:space="preserve">티파니: 대부분 가격이요. 환자들이 인스타그램에서 가격을 비교하거든요.</w:t>
-      </w:r>
-    </w:p>
-    <w:p>
-      <w:pPr>
-        <w:numPr>
-          <w:ilvl w:val="0"/>
-          <w:numId w:val="1003"/>
-        </w:numPr>
+    </w:p>
+    <w:p>
+      <w:pPr>
+        <w:pStyle w:val="BodyText"/>
       </w:pPr>
       <w:r>
         <w:t xml:space="preserve">ELENA: Tell me about the last time something went wrong here.</w:t>
       </w:r>
-      <w:r>
-        <w:t xml:space="preserve"> </w:t>
-      </w:r>
-      <w:r>
-        <w:t xml:space="preserve">엘레나: 여기서 마지막으로 뭔가 잘못됐던 때를 얘기해 주세요.</w:t>
-      </w:r>
-    </w:p>
-    <w:p>
-      <w:pPr>
-        <w:numPr>
-          <w:ilvl w:val="0"/>
-          <w:numId w:val="1003"/>
-        </w:numPr>
+    </w:p>
+    <w:p>
+      <w:pPr>
+        <w:pStyle w:val="BodyText"/>
       </w:pPr>
       <w:r>
         <w:t xml:space="preserve">TIFFANY: Last year. A vascular occlusion. The patient threatened to sue.</w:t>
       </w:r>
-      <w:r>
-        <w:t xml:space="preserve"> </w:t>
-      </w:r>
-      <w:r>
-        <w:t xml:space="preserve">티파니: 작년에요. 혈관 폐색이요. 환자가 소송하겠다고 했어요.</w:t>
-      </w:r>
-    </w:p>
-    <w:p>
-      <w:pPr>
-        <w:numPr>
-          <w:ilvl w:val="0"/>
-          <w:numId w:val="1003"/>
-        </w:numPr>
+    </w:p>
+    <w:p>
+      <w:pPr>
+        <w:pStyle w:val="BodyText"/>
       </w:pPr>
       <w:r>
         <w:t xml:space="preserve">NOAH: What happened after that?</w:t>
       </w:r>
-      <w:r>
-        <w:t xml:space="preserve"> </w:t>
-      </w:r>
-      <w:r>
-        <w:t xml:space="preserve">노아: 그 뒤엔 어떻게 됐어요?</w:t>
-      </w:r>
-    </w:p>
-    <w:p>
-      <w:pPr>
-        <w:numPr>
-          <w:ilvl w:val="0"/>
-          <w:numId w:val="1003"/>
-        </w:numPr>
+    </w:p>
+    <w:p>
+      <w:pPr>
+        <w:pStyle w:val="BodyText"/>
       </w:pPr>
       <w:r>
         <w:t xml:space="preserve">TIFFANY: We settled. It was cheaper than going to court, and I didn’t want the publicity. Then my insurance went up forty percent, and it hasn’t come back down.</w:t>
       </w:r>
-      <w:r>
-        <w:t xml:space="preserve"> </w:t>
-      </w:r>
-      <w:r>
-        <w:t xml:space="preserve">티파니: 합의했죠. 재판까지 가는 것보다 싸게 먹혔고, 소문나는 것도 싫었어요. 그러고 나서 보험료가 40퍼센트 올랐는데, 아직도 안 내려왔어요.</w:t>
-      </w:r>
-    </w:p>
-    <w:p>
-      <w:pPr>
-        <w:numPr>
-          <w:ilvl w:val="0"/>
-          <w:numId w:val="1003"/>
-        </w:numPr>
+    </w:p>
+    <w:p>
+      <w:pPr>
+        <w:pStyle w:val="BodyText"/>
       </w:pPr>
       <w:r>
         <w:t xml:space="preserve">ELENA: Forty percent. That’s a lot.</w:t>
       </w:r>
-      <w:r>
-        <w:t xml:space="preserve"> </w:t>
-      </w:r>
-      <w:r>
-        <w:t xml:space="preserve">엘레나: 40퍼센트요. 엄청나네요.</w:t>
-      </w:r>
-    </w:p>
-    <w:p>
-      <w:pPr>
-        <w:numPr>
-          <w:ilvl w:val="0"/>
-          <w:numId w:val="1003"/>
-        </w:numPr>
+    </w:p>
+    <w:p>
+      <w:pPr>
+        <w:pStyle w:val="BodyText"/>
       </w:pPr>
       <w:r>
         <w:t xml:space="preserve">TIFFANY: It’s killing my margins. Insurance is my second biggest cost now.</w:t>
       </w:r>
-      <w:r>
-        <w:t xml:space="preserve"> </w:t>
-      </w:r>
-      <w:r>
-        <w:t xml:space="preserve">티파니: 마진이 다 날아가요. 이제 보험료가 두 번째로 큰 비용이에요.</w:t>
-      </w:r>
-    </w:p>
-    <w:p>
-      <w:pPr>
-        <w:numPr>
-          <w:ilvl w:val="0"/>
-          <w:numId w:val="1003"/>
-        </w:numPr>
+    </w:p>
+    <w:p>
+      <w:pPr>
+        <w:pStyle w:val="BodyText"/>
       </w:pPr>
       <w:r>
         <w:t xml:space="preserve">NOAH: What would change that for you?</w:t>
       </w:r>
-      <w:r>
-        <w:t xml:space="preserve"> </w:t>
-      </w:r>
-      <w:r>
-        <w:t xml:space="preserve">노아: 어떻게 하면 그게 달라질까요?</w:t>
-      </w:r>
-    </w:p>
-    <w:p>
-      <w:pPr>
-        <w:numPr>
-          <w:ilvl w:val="0"/>
-          <w:numId w:val="1003"/>
-        </w:numPr>
+    </w:p>
+    <w:p>
+      <w:pPr>
+        <w:pStyle w:val="BodyText"/>
       </w:pPr>
       <w:r>
         <w:t xml:space="preserve">TIFFANY: Fewer complications. Or faster fixes. Lawsuits come from bad outcomes, not from small bruises. If a problem is fixed in minutes instead of hours, the patient goes home happy and doesn’t call a lawyer.</w:t>
       </w:r>
-      <w:r>
-        <w:t xml:space="preserve"> </w:t>
-      </w:r>
-      <w:r>
-        <w:t xml:space="preserve">티파니: 부작용이 줄거나, 더 빨리 해결되거나요. 소송은 작은 멍이 아니라 나쁜 결과에서 나와요. 문제가 몇 시간이 아니라 몇 분 만에 해결되면, 환자는 기분 좋게 집에 가고 변호사한테 전화하지 않아요.</w:t>
-      </w:r>
-    </w:p>
-    <w:p>
-      <w:pPr>
-        <w:numPr>
-          <w:ilvl w:val="0"/>
-          <w:numId w:val="1003"/>
-        </w:numPr>
+    </w:p>
+    <w:p>
+      <w:pPr>
+        <w:pStyle w:val="BodyText"/>
       </w:pPr>
       <w:r>
         <w:t xml:space="preserve">NOAH: Would you pay more for a product that lowered that risk?</w:t>
       </w:r>
-      <w:r>
-        <w:t xml:space="preserve"> </w:t>
-      </w:r>
-      <w:r>
-        <w:t xml:space="preserve">노아: 그 리스크를 줄여 주는 제품이라면 돈을 더 내실까요?</w:t>
-      </w:r>
-    </w:p>
-    <w:p>
-      <w:pPr>
-        <w:numPr>
-          <w:ilvl w:val="0"/>
-          <w:numId w:val="1003"/>
-        </w:numPr>
+    </w:p>
+    <w:p>
+      <w:pPr>
+        <w:pStyle w:val="BodyText"/>
       </w:pPr>
       <w:r>
         <w:t xml:space="preserve">ELENA: Noah.</w:t>
       </w:r>
-      <w:r>
-        <w:t xml:space="preserve"> </w:t>
-      </w:r>
-      <w:r>
-        <w:t xml:space="preserve">엘레나: 노아.</w:t>
-      </w:r>
-    </w:p>
-    <w:p>
-      <w:pPr>
-        <w:numPr>
-          <w:ilvl w:val="0"/>
-          <w:numId w:val="1003"/>
-        </w:numPr>
+    </w:p>
+    <w:p>
+      <w:pPr>
+        <w:pStyle w:val="BodyText"/>
       </w:pPr>
       <w:r>
         <w:t xml:space="preserve">NOAH: Sorry. Let me rephrase. How did you decide on your current insurance?</w:t>
       </w:r>
-      <w:r>
-        <w:t xml:space="preserve"> </w:t>
-      </w:r>
-      <w:r>
-        <w:t xml:space="preserve">노아: 죄송해요. 다시 말할게요. 지금 보험은 어떻게 결정하셨어요?</w:t>
-      </w:r>
-    </w:p>
-    <w:p>
-      <w:pPr>
-        <w:numPr>
-          <w:ilvl w:val="0"/>
-          <w:numId w:val="1003"/>
-        </w:numPr>
+    </w:p>
+    <w:p>
+      <w:pPr>
+        <w:pStyle w:val="BodyText"/>
       </w:pPr>
       <w:r>
         <w:t xml:space="preserve">TIFFANY: My broker showed me three options. I picked the one I could afford.</w:t>
-      </w:r>
-      <w:r>
-        <w:t xml:space="preserve"> </w:t>
-      </w:r>
-      <w:r>
-        <w:t xml:space="preserve">티파니: 중개인이 세 가지를 보여 줬어요. 감당할 수 있는 걸 골랐죠.</w:t>
       </w:r>
     </w:p>
     <w:bookmarkEnd w:id="23"/>
@@ -1630,350 +850,167 @@
     </w:p>
     <w:p>
       <w:pPr>
-        <w:numPr>
-          <w:ilvl w:val="0"/>
-          <w:numId w:val="1004"/>
-        </w:numPr>
+        <w:pStyle w:val="FirstParagraph"/>
       </w:pPr>
       <w:r>
         <w:t xml:space="preserve">PRIYA: So? How did it go? Show me the data.</w:t>
       </w:r>
-      <w:r>
-        <w:t xml:space="preserve"> </w:t>
-      </w:r>
-      <w:r>
-        <w:t xml:space="preserve">프리야: 그래서? 어땠어? 데이터 보여 줘.</w:t>
-      </w:r>
-    </w:p>
-    <w:p>
-      <w:pPr>
-        <w:numPr>
-          <w:ilvl w:val="0"/>
-          <w:numId w:val="1004"/>
-        </w:numPr>
+    </w:p>
+    <w:p>
+      <w:pPr>
+        <w:pStyle w:val="BodyText"/>
       </w:pPr>
       <w:r>
         <w:t xml:space="preserve">NOAH: Twelve interviews total. Nurses, doctors, and spa owners.</w:t>
       </w:r>
-      <w:r>
-        <w:t xml:space="preserve"> </w:t>
-      </w:r>
-      <w:r>
-        <w:t xml:space="preserve">노아: 총 열두 건. 간호사, 의사, 스파 원장들.</w:t>
-      </w:r>
-    </w:p>
-    <w:p>
-      <w:pPr>
-        <w:numPr>
-          <w:ilvl w:val="0"/>
-          <w:numId w:val="1004"/>
-        </w:numPr>
+    </w:p>
+    <w:p>
+      <w:pPr>
+        <w:pStyle w:val="BodyText"/>
       </w:pPr>
       <w:r>
         <w:t xml:space="preserve">PRIYA: How many had a vascular occlusion?</w:t>
       </w:r>
-      <w:r>
-        <w:t xml:space="preserve"> </w:t>
-      </w:r>
-      <w:r>
-        <w:t xml:space="preserve">프리야: 혈관 폐색을 겪은 사람은 몇 명이야?</w:t>
-      </w:r>
-    </w:p>
-    <w:p>
-      <w:pPr>
-        <w:numPr>
-          <w:ilvl w:val="0"/>
-          <w:numId w:val="1004"/>
-        </w:numPr>
+    </w:p>
+    <w:p>
+      <w:pPr>
+        <w:pStyle w:val="BodyText"/>
       </w:pPr>
       <w:r>
         <w:t xml:space="preserve">NOAH: Nine out of twelve. At least once.</w:t>
       </w:r>
-      <w:r>
-        <w:t xml:space="preserve"> </w:t>
-      </w:r>
-      <w:r>
-        <w:t xml:space="preserve">노아: 열두 명 중 아홉 명. 최소 한 번 이상.</w:t>
-      </w:r>
-    </w:p>
-    <w:p>
-      <w:pPr>
-        <w:numPr>
-          <w:ilvl w:val="0"/>
-          <w:numId w:val="1004"/>
-        </w:numPr>
+    </w:p>
+    <w:p>
+      <w:pPr>
+        <w:pStyle w:val="BodyText"/>
       </w:pPr>
       <w:r>
         <w:t xml:space="preserve">PRIYA: Nine out of twelve. That’s seventy-five percent.</w:t>
       </w:r>
-      <w:r>
-        <w:t xml:space="preserve"> </w:t>
-      </w:r>
-      <w:r>
-        <w:t xml:space="preserve">프리야: 열둘 중 아홉. 75퍼센트네.</w:t>
-      </w:r>
-    </w:p>
-    <w:p>
-      <w:pPr>
-        <w:numPr>
-          <w:ilvl w:val="0"/>
-          <w:numId w:val="1004"/>
-        </w:numPr>
+    </w:p>
+    <w:p>
+      <w:pPr>
+        <w:pStyle w:val="BodyText"/>
       </w:pPr>
       <w:r>
         <w:t xml:space="preserve">ELENA: Small sample. But a strong signal.</w:t>
       </w:r>
-      <w:r>
-        <w:t xml:space="preserve"> </w:t>
-      </w:r>
-      <w:r>
-        <w:t xml:space="preserve">엘레나: 표본은 작아요. 하지만 강한 신호예요.</w:t>
-      </w:r>
-    </w:p>
-    <w:p>
-      <w:pPr>
-        <w:numPr>
-          <w:ilvl w:val="0"/>
-          <w:numId w:val="1004"/>
-        </w:numPr>
+    </w:p>
+    <w:p>
+      <w:pPr>
+        <w:pStyle w:val="BodyText"/>
       </w:pPr>
       <w:r>
         <w:t xml:space="preserve">PRIYA: How many keep hyaluronidase ready?</w:t>
       </w:r>
-      <w:r>
-        <w:t xml:space="preserve"> </w:t>
-      </w:r>
-      <w:r>
-        <w:t xml:space="preserve">프리야: 히알루로니다아제를 늘 준비해 두는 사람은?</w:t>
-      </w:r>
-    </w:p>
-    <w:p>
-      <w:pPr>
-        <w:numPr>
-          <w:ilvl w:val="0"/>
-          <w:numId w:val="1004"/>
-        </w:numPr>
+    </w:p>
+    <w:p>
+      <w:pPr>
+        <w:pStyle w:val="BodyText"/>
       </w:pPr>
       <w:r>
         <w:t xml:space="preserve">NOAH: All twelve. Every single one.</w:t>
       </w:r>
-      <w:r>
-        <w:t xml:space="preserve"> </w:t>
-      </w:r>
-      <w:r>
-        <w:t xml:space="preserve">노아: 열두 명 전부. 한 명도 빠짐없이.</w:t>
-      </w:r>
-    </w:p>
-    <w:p>
-      <w:pPr>
-        <w:numPr>
-          <w:ilvl w:val="0"/>
-          <w:numId w:val="1004"/>
-        </w:numPr>
+    </w:p>
+    <w:p>
+      <w:pPr>
+        <w:pStyle w:val="BodyText"/>
       </w:pPr>
       <w:r>
         <w:t xml:space="preserve">PRIYA: And how many said the enzyme works fast enough?</w:t>
       </w:r>
-      <w:r>
-        <w:t xml:space="preserve"> </w:t>
-      </w:r>
-      <w:r>
-        <w:t xml:space="preserve">프리야: 그리고 효소가 충분히 빨리 듣는다고 한 사람은?</w:t>
-      </w:r>
-    </w:p>
-    <w:p>
-      <w:pPr>
-        <w:numPr>
-          <w:ilvl w:val="0"/>
-          <w:numId w:val="1004"/>
-        </w:numPr>
+    </w:p>
+    <w:p>
+      <w:pPr>
+        <w:pStyle w:val="BodyText"/>
       </w:pPr>
       <w:r>
         <w:t xml:space="preserve">ELENA: Zero. Not one.</w:t>
       </w:r>
-      <w:r>
-        <w:t xml:space="preserve"> </w:t>
-      </w:r>
-      <w:r>
-        <w:t xml:space="preserve">엘레나: 0명. 한 명도 없어요.</w:t>
-      </w:r>
-    </w:p>
-    <w:p>
-      <w:pPr>
-        <w:numPr>
-          <w:ilvl w:val="0"/>
-          <w:numId w:val="1004"/>
-        </w:numPr>
+    </w:p>
+    <w:p>
+      <w:pPr>
+        <w:pStyle w:val="BodyText"/>
       </w:pPr>
       <w:r>
         <w:t xml:space="preserve">PRIYA: Okay. Now that’s data.</w:t>
       </w:r>
-      <w:r>
-        <w:t xml:space="preserve"> </w:t>
-      </w:r>
-      <w:r>
-        <w:t xml:space="preserve">프리야: 좋아. 이제야 데이터네.</w:t>
-      </w:r>
-    </w:p>
-    <w:p>
-      <w:pPr>
-        <w:numPr>
-          <w:ilvl w:val="0"/>
-          <w:numId w:val="1004"/>
-        </w:numPr>
+    </w:p>
+    <w:p>
+      <w:pPr>
+        <w:pStyle w:val="BodyText"/>
       </w:pPr>
       <w:r>
         <w:t xml:space="preserve">NOAH: There’s one surprise, though. Something we didn’t expect.</w:t>
       </w:r>
-      <w:r>
-        <w:t xml:space="preserve"> </w:t>
-      </w:r>
-      <w:r>
-        <w:t xml:space="preserve">노아: 근데 놀라운 게 하나 있어. 예상 못 한 거.</w:t>
-      </w:r>
-    </w:p>
-    <w:p>
-      <w:pPr>
-        <w:numPr>
-          <w:ilvl w:val="0"/>
-          <w:numId w:val="1004"/>
-        </w:numPr>
+    </w:p>
+    <w:p>
+      <w:pPr>
+        <w:pStyle w:val="BodyText"/>
       </w:pPr>
       <w:r>
         <w:t xml:space="preserve">PRIYA: What?</w:t>
       </w:r>
-      <w:r>
-        <w:t xml:space="preserve"> </w:t>
-      </w:r>
-      <w:r>
-        <w:t xml:space="preserve">프리야: 뭔데?</w:t>
-      </w:r>
-    </w:p>
-    <w:p>
-      <w:pPr>
-        <w:numPr>
-          <w:ilvl w:val="0"/>
-          <w:numId w:val="1004"/>
-        </w:numPr>
+    </w:p>
+    <w:p>
+      <w:pPr>
+        <w:pStyle w:val="BodyText"/>
       </w:pPr>
       <w:r>
         <w:t xml:space="preserve">NOAH: Insurance. Spa owners worry about lawsuits more than anything. One bad case can raise their premium, and that hits their margins every single month, whether they have another complication or not.</w:t>
       </w:r>
-      <w:r>
-        <w:t xml:space="preserve"> </w:t>
-      </w:r>
-      <w:r>
-        <w:t xml:space="preserve">노아: 보험. 스파 원장들은 무엇보다 소송을 걱정해. 나쁜 사례 한 건이면 보험료가 오를 수 있고, 그건 부작용이 또 생기든 안 생기든 매달 마진을 깎아 먹어.</w:t>
-      </w:r>
-    </w:p>
-    <w:p>
-      <w:pPr>
-        <w:numPr>
-          <w:ilvl w:val="0"/>
-          <w:numId w:val="1004"/>
-        </w:numPr>
+    </w:p>
+    <w:p>
+      <w:pPr>
+        <w:pStyle w:val="BodyText"/>
       </w:pPr>
       <w:r>
         <w:t xml:space="preserve">ELENA: Tiffany’s premium went up forty percent after one case.</w:t>
       </w:r>
-      <w:r>
-        <w:t xml:space="preserve"> </w:t>
-      </w:r>
-      <w:r>
-        <w:t xml:space="preserve">엘레나: 티파니는 한 건 이후로 보험료가 40퍼센트 올랐대요.</w:t>
-      </w:r>
-    </w:p>
-    <w:p>
-      <w:pPr>
-        <w:numPr>
-          <w:ilvl w:val="0"/>
-          <w:numId w:val="1004"/>
-        </w:numPr>
+    </w:p>
+    <w:p>
+      <w:pPr>
+        <w:pStyle w:val="BodyText"/>
       </w:pPr>
       <w:r>
         <w:t xml:space="preserve">PRIYA: So for them, faster dissolving isn’t just safety. It’s money.</w:t>
       </w:r>
-      <w:r>
-        <w:t xml:space="preserve"> </w:t>
-      </w:r>
-      <w:r>
-        <w:t xml:space="preserve">프리야: 그러니까 그들한텐 빨리 녹는 게 안전만이 아니라 돈이기도 하네.</w:t>
-      </w:r>
-    </w:p>
-    <w:p>
-      <w:pPr>
-        <w:numPr>
-          <w:ilvl w:val="0"/>
-          <w:numId w:val="1004"/>
-        </w:numPr>
+    </w:p>
+    <w:p>
+      <w:pPr>
+        <w:pStyle w:val="BodyText"/>
       </w:pPr>
       <w:r>
         <w:t xml:space="preserve">NOAH: Exactly. Doctors buy safety. Owners buy lower risk.</w:t>
       </w:r>
-      <w:r>
-        <w:t xml:space="preserve"> </w:t>
-      </w:r>
-      <w:r>
-        <w:t xml:space="preserve">노아: 바로 그거야. 의사는 안전을 사고, 원장은 낮은 리스크를 사.</w:t>
-      </w:r>
-    </w:p>
-    <w:p>
-      <w:pPr>
-        <w:numPr>
-          <w:ilvl w:val="0"/>
-          <w:numId w:val="1004"/>
-        </w:numPr>
+    </w:p>
+    <w:p>
+      <w:pPr>
+        <w:pStyle w:val="BodyText"/>
       </w:pPr>
       <w:r>
         <w:t xml:space="preserve">ELENA: And nurses like Jasmine buy peace of mind. She froze for ten seconds.</w:t>
       </w:r>
-      <w:r>
-        <w:t xml:space="preserve"> </w:t>
-      </w:r>
-      <w:r>
-        <w:t xml:space="preserve">엘레나: 그리고 재스민 같은 간호사는 마음의 평화를 사요. 10초 동안 얼어 버렸대요.</w:t>
-      </w:r>
-    </w:p>
-    <w:p>
-      <w:pPr>
-        <w:numPr>
-          <w:ilvl w:val="0"/>
-          <w:numId w:val="1004"/>
-        </w:numPr>
+    </w:p>
+    <w:p>
+      <w:pPr>
+        <w:pStyle w:val="BodyText"/>
       </w:pPr>
       <w:r>
         <w:t xml:space="preserve">PRIYA: Three customers. Three different reasons to care.</w:t>
       </w:r>
-      <w:r>
-        <w:t xml:space="preserve"> </w:t>
-      </w:r>
-      <w:r>
-        <w:t xml:space="preserve">프리야: 고객 셋. 신경 쓰는 이유도 셋.</w:t>
-      </w:r>
-    </w:p>
-    <w:p>
-      <w:pPr>
-        <w:numPr>
-          <w:ilvl w:val="0"/>
-          <w:numId w:val="1004"/>
-        </w:numPr>
+    </w:p>
+    <w:p>
+      <w:pPr>
+        <w:pStyle w:val="BodyText"/>
       </w:pPr>
       <w:r>
         <w:t xml:space="preserve">NOAH: That’s the most useful thing we learned. Same product, different value. If we pitch everyone the same way, we’ll miss most of them, so each customer needs their own message.</w:t>
       </w:r>
-      <w:r>
-        <w:t xml:space="preserve"> </w:t>
-      </w:r>
-      <w:r>
-        <w:t xml:space="preserve">노아: 그게 우리가 배운 가장 유용한 거야. 같은 제품, 다른 가치. 모두에게 똑같이 피칭하면 대부분을 놓칠 테니까, 고객마다 각자에게 맞는 메시지가 필요해.</w:t>
-      </w:r>
-    </w:p>
-    <w:p>
-      <w:pPr>
-        <w:numPr>
-          <w:ilvl w:val="0"/>
-          <w:numId w:val="1004"/>
-        </w:numPr>
+    </w:p>
+    <w:p>
+      <w:pPr>
+        <w:pStyle w:val="BodyText"/>
       </w:pPr>
       <w:r>
         <w:t xml:space="preserve">ELENA: Also, one doctor was skeptical. Alan Pierce. Twenty years,</w:t>
@@ -1990,11 +1027,29 @@
       <w:r>
         <w:t xml:space="preserve">”</w:t>
       </w:r>
-      <w:r>
-        <w:t xml:space="preserve"> </w:t>
-      </w:r>
-      <w:r>
-        <w:t xml:space="preserve">엘레나: 그리고 의사 한 명은 회의적이었어요. 앨런 피어스. 20년간</w:t>
+    </w:p>
+    <w:p>
+      <w:pPr>
+        <w:pStyle w:val="BodyText"/>
+      </w:pPr>
+      <w:r>
+        <w:t xml:space="preserve">PRIYA: Is that possible?</w:t>
+      </w:r>
+    </w:p>
+    <w:p>
+      <w:pPr>
+        <w:pStyle w:val="BodyText"/>
+      </w:pPr>
+      <w:r>
+        <w:t xml:space="preserve">ELENA: Possible. Or he doesn’t remember. Or he doesn’t report. When something goes wrong and resolves quickly, a lot of doctors don’t count it as a complication. Jasmine’s director probably didn’t report hers either.</w:t>
+      </w:r>
+    </w:p>
+    <w:p>
+      <w:pPr>
+        <w:pStyle w:val="BodyText"/>
+      </w:pPr>
+      <w:r>
+        <w:t xml:space="preserve">NOAH: He quoted my slogan.</w:t>
       </w:r>
       <w:r>
         <w:t xml:space="preserve"> </w:t>
@@ -2003,114 +1058,24 @@
         <w:t xml:space="preserve">“</w:t>
       </w:r>
       <w:r>
-        <w:t xml:space="preserve">부작용 없음.</w:t>
+        <w:t xml:space="preserve">Results that stay.</w:t>
       </w:r>
       <w:r>
         <w:t xml:space="preserve">”</w:t>
       </w:r>
-    </w:p>
-    <w:p>
-      <w:pPr>
-        <w:numPr>
-          <w:ilvl w:val="0"/>
-          <w:numId w:val="1004"/>
-        </w:numPr>
-      </w:pPr>
-      <w:r>
-        <w:t xml:space="preserve">PRIYA: Is that possible?</w:t>
-      </w:r>
-      <w:r>
-        <w:t xml:space="preserve"> </w:t>
-      </w:r>
-      <w:r>
-        <w:t xml:space="preserve">프리야: 그게 가능해요?</w:t>
-      </w:r>
-    </w:p>
-    <w:p>
-      <w:pPr>
-        <w:numPr>
-          <w:ilvl w:val="0"/>
-          <w:numId w:val="1004"/>
-        </w:numPr>
-      </w:pPr>
-      <w:r>
-        <w:t xml:space="preserve">ELENA: Possible. Or he doesn’t remember. Or he doesn’t report. When something goes wrong and resolves quickly, a lot of doctors don’t count it as a complication. Jasmine’s director probably didn’t report hers either.</w:t>
-      </w:r>
-      <w:r>
-        <w:t xml:space="preserve"> </w:t>
-      </w:r>
-      <w:r>
-        <w:t xml:space="preserve">엘레나: 가능하죠. 아니면 기억을 못 하거나. 아니면 보고를 안 하거나. 문제가 생겼다가 금방 해결되면, 많은 의사들이 그걸 부작용으로 치지 않아요. 재스민네 의료 책임자도 아마 그 건을 보고하지 않았을 거예요.</w:t>
-      </w:r>
-    </w:p>
-    <w:p>
-      <w:pPr>
-        <w:numPr>
-          <w:ilvl w:val="0"/>
-          <w:numId w:val="1004"/>
-        </w:numPr>
-      </w:pPr>
-      <w:r>
-        <w:t xml:space="preserve">NOAH: He quoted my slogan.</w:t>
-      </w:r>
-      <w:r>
-        <w:t xml:space="preserve"> </w:t>
-      </w:r>
-      <w:r>
-        <w:t xml:space="preserve">“</w:t>
-      </w:r>
-      <w:r>
-        <w:t xml:space="preserve">Results that stay.</w:t>
-      </w:r>
-      <w:r>
-        <w:t xml:space="preserve">”</w:t>
-      </w:r>
       <w:r>
         <w:t xml:space="preserve"> </w:t>
       </w:r>
       <w:r>
         <w:t xml:space="preserve">He said whoever wrote it deserves a raise.</w:t>
       </w:r>
-      <w:r>
-        <w:t xml:space="preserve"> </w:t>
-      </w:r>
-      <w:r>
-        <w:t xml:space="preserve">노아: 내 슬로건을 인용하더라.</w:t>
-      </w:r>
-      <w:r>
-        <w:t xml:space="preserve"> </w:t>
-      </w:r>
-      <w:r>
-        <w:t xml:space="preserve">“</w:t>
-      </w:r>
-      <w:r>
-        <w:t xml:space="preserve">머무는 결과.</w:t>
-      </w:r>
-      <w:r>
-        <w:t xml:space="preserve">”</w:t>
-      </w:r>
-      <w:r>
-        <w:t xml:space="preserve"> </w:t>
-      </w:r>
-      <w:r>
-        <w:t xml:space="preserve">쓴 사람 연봉 올려 줘야 한대.</w:t>
-      </w:r>
-    </w:p>
-    <w:p>
-      <w:pPr>
-        <w:numPr>
-          <w:ilvl w:val="0"/>
-          <w:numId w:val="1004"/>
-        </w:numPr>
+    </w:p>
+    <w:p>
+      <w:pPr>
+        <w:pStyle w:val="BodyText"/>
       </w:pPr>
       <w:r>
         <w:t xml:space="preserve">PRIYA: Did you tell him it was you?</w:t>
-      </w:r>
-      <w:r>
-        <w:t xml:space="preserve"> </w:t>
-      </w:r>
-      <w:r>
-        <w:t xml:space="preserve">프리야: 그거 너라고 말했어?</w:t>
       </w:r>
     </w:p>
     <w:bookmarkEnd w:id="24"/>
@@ -2125,257 +1090,122 @@
     </w:p>
     <w:p>
       <w:pPr>
-        <w:numPr>
-          <w:ilvl w:val="0"/>
-          <w:numId w:val="1005"/>
-        </w:numPr>
+        <w:pStyle w:val="FirstParagraph"/>
       </w:pPr>
       <w:r>
         <w:t xml:space="preserve">NOAH: No. Rule one of customer interviews: don’t talk about yourself.</w:t>
       </w:r>
-      <w:r>
-        <w:t xml:space="preserve"> </w:t>
-      </w:r>
-      <w:r>
-        <w:t xml:space="preserve">노아: 아니. 고객 인터뷰 1번 규칙: 자기 얘기 하지 마라.</w:t>
-      </w:r>
-    </w:p>
-    <w:p>
-      <w:pPr>
-        <w:numPr>
-          <w:ilvl w:val="0"/>
-          <w:numId w:val="1005"/>
-        </w:numPr>
+    </w:p>
+    <w:p>
+      <w:pPr>
+        <w:pStyle w:val="BodyText"/>
       </w:pPr>
       <w:r>
         <w:t xml:space="preserve">ELENA: He learns fast. After two mistakes.</w:t>
       </w:r>
-      <w:r>
-        <w:t xml:space="preserve"> </w:t>
-      </w:r>
-      <w:r>
-        <w:t xml:space="preserve">엘레나: 빨리 배우네요. 실수 두 번 하고 나서.</w:t>
-      </w:r>
-    </w:p>
-    <w:p>
-      <w:pPr>
-        <w:numPr>
-          <w:ilvl w:val="0"/>
-          <w:numId w:val="1005"/>
-        </w:numPr>
+    </w:p>
+    <w:p>
+      <w:pPr>
+        <w:pStyle w:val="BodyText"/>
       </w:pPr>
       <w:r>
         <w:t xml:space="preserve">NOAH: Two leading questions. I’m keeping count, don’t worry.</w:t>
       </w:r>
-      <w:r>
-        <w:t xml:space="preserve"> </w:t>
-      </w:r>
-      <w:r>
-        <w:t xml:space="preserve">노아: 유도 질문 두 번. 걱정 마세요, 제가 세고 있어요.</w:t>
-      </w:r>
-    </w:p>
-    <w:p>
-      <w:pPr>
-        <w:numPr>
-          <w:ilvl w:val="0"/>
-          <w:numId w:val="1005"/>
-        </w:numPr>
+    </w:p>
+    <w:p>
+      <w:pPr>
+        <w:pStyle w:val="BodyText"/>
       </w:pPr>
       <w:r>
         <w:t xml:space="preserve">PRIYA: So what’s the conclusion?</w:t>
       </w:r>
-      <w:r>
-        <w:t xml:space="preserve"> </w:t>
-      </w:r>
-      <w:r>
-        <w:t xml:space="preserve">프리야: 그래서 결론이 뭐야?</w:t>
-      </w:r>
-    </w:p>
-    <w:p>
-      <w:pPr>
-        <w:numPr>
-          <w:ilvl w:val="0"/>
-          <w:numId w:val="1005"/>
-        </w:numPr>
+    </w:p>
+    <w:p>
+      <w:pPr>
+        <w:pStyle w:val="BodyText"/>
       </w:pPr>
       <w:r>
         <w:t xml:space="preserve">ELENA: The problem is real. It’s common. And it’s underreported.</w:t>
       </w:r>
-      <w:r>
-        <w:t xml:space="preserve"> </w:t>
-      </w:r>
-      <w:r>
-        <w:t xml:space="preserve">엘레나: 문제는 진짜예요. 흔하고요. 그리고 제대로 보고되지 않아요.</w:t>
-      </w:r>
-    </w:p>
-    <w:p>
-      <w:pPr>
-        <w:numPr>
-          <w:ilvl w:val="0"/>
-          <w:numId w:val="1005"/>
-        </w:numPr>
+    </w:p>
+    <w:p>
+      <w:pPr>
+        <w:pStyle w:val="BodyText"/>
       </w:pPr>
       <w:r>
         <w:t xml:space="preserve">NOAH: And people are already spending money on it. Courses, enzyme, insurance. Jasmine paid six hundred dollars of her own money for a weekend course. That tells me the pain is real.</w:t>
       </w:r>
-      <w:r>
-        <w:t xml:space="preserve"> </w:t>
-      </w:r>
-      <w:r>
-        <w:t xml:space="preserve">노아: 그리고 사람들이 이미 거기에 돈을 쓰고 있어. 교육, 효소, 보험. 재스민은 주말 교육 과정에 자기 돈 600달러를 냈어. 그건 그 고통이 진짜라는 뜻이야.</w:t>
-      </w:r>
-    </w:p>
-    <w:p>
-      <w:pPr>
-        <w:numPr>
-          <w:ilvl w:val="0"/>
-          <w:numId w:val="1005"/>
-        </w:numPr>
+    </w:p>
+    <w:p>
+      <w:pPr>
+        <w:pStyle w:val="BodyText"/>
       </w:pPr>
       <w:r>
         <w:t xml:space="preserve">PRIYA: That’s a problem worth solving.</w:t>
       </w:r>
-      <w:r>
-        <w:t xml:space="preserve"> </w:t>
-      </w:r>
-      <w:r>
-        <w:t xml:space="preserve">프리야: 해결할 가치가 있는 문제네.</w:t>
-      </w:r>
-    </w:p>
-    <w:p>
-      <w:pPr>
-        <w:numPr>
-          <w:ilvl w:val="0"/>
-          <w:numId w:val="1005"/>
-        </w:numPr>
+    </w:p>
+    <w:p>
+      <w:pPr>
+        <w:pStyle w:val="BodyText"/>
       </w:pPr>
       <w:r>
         <w:t xml:space="preserve">NOAH: Now we need a story worth funding.</w:t>
       </w:r>
-      <w:r>
-        <w:t xml:space="preserve"> </w:t>
-      </w:r>
-      <w:r>
-        <w:t xml:space="preserve">노아: 이제 투자받을 가치가 있는 이야기가 필요해.</w:t>
-      </w:r>
-    </w:p>
-    <w:p>
-      <w:pPr>
-        <w:numPr>
-          <w:ilvl w:val="0"/>
-          <w:numId w:val="1005"/>
-        </w:numPr>
+    </w:p>
+    <w:p>
+      <w:pPr>
+        <w:pStyle w:val="BodyText"/>
       </w:pPr>
       <w:r>
         <w:t xml:space="preserve">ELENA: You mean a pitch deck.</w:t>
       </w:r>
-      <w:r>
-        <w:t xml:space="preserve"> </w:t>
-      </w:r>
-      <w:r>
-        <w:t xml:space="preserve">엘레나: 피치덱 말하는 거죠.</w:t>
-      </w:r>
-    </w:p>
-    <w:p>
-      <w:pPr>
-        <w:numPr>
-          <w:ilvl w:val="0"/>
-          <w:numId w:val="1005"/>
-        </w:numPr>
+    </w:p>
+    <w:p>
+      <w:pPr>
+        <w:pStyle w:val="BodyText"/>
       </w:pPr>
       <w:r>
         <w:t xml:space="preserve">NOAH: Ten slides. Problem, solution, market, team, the ask.</w:t>
       </w:r>
-      <w:r>
-        <w:t xml:space="preserve"> </w:t>
-      </w:r>
-      <w:r>
-        <w:t xml:space="preserve">노아: 슬라이드 열 장. 문제, 해결책, 시장, 팀, 요청 금액.</w:t>
-      </w:r>
-    </w:p>
-    <w:p>
-      <w:pPr>
-        <w:numPr>
-          <w:ilvl w:val="0"/>
-          <w:numId w:val="1005"/>
-        </w:numPr>
+    </w:p>
+    <w:p>
+      <w:pPr>
+        <w:pStyle w:val="BodyText"/>
       </w:pPr>
       <w:r>
         <w:t xml:space="preserve">PRIYA: And please, Noah. Don’t make it look like a napkin.</w:t>
       </w:r>
-      <w:r>
-        <w:t xml:space="preserve"> </w:t>
-      </w:r>
-      <w:r>
-        <w:t xml:space="preserve">프리야: 그리고 제발, 노아. 냅킨처럼 보이게 만들지 마.</w:t>
-      </w:r>
-    </w:p>
-    <w:p>
-      <w:pPr>
-        <w:numPr>
-          <w:ilvl w:val="0"/>
-          <w:numId w:val="1005"/>
-        </w:numPr>
+    </w:p>
+    <w:p>
+      <w:pPr>
+        <w:pStyle w:val="BodyText"/>
       </w:pPr>
       <w:r>
         <w:t xml:space="preserve">NOAH: Then I’ll need a designer.</w:t>
       </w:r>
-      <w:r>
-        <w:t xml:space="preserve"> </w:t>
-      </w:r>
-      <w:r>
-        <w:t xml:space="preserve">노아: 그럼 디자이너가 필요하겠네.</w:t>
-      </w:r>
-    </w:p>
-    <w:p>
-      <w:pPr>
-        <w:numPr>
-          <w:ilvl w:val="0"/>
-          <w:numId w:val="1005"/>
-        </w:numPr>
+    </w:p>
+    <w:p>
+      <w:pPr>
+        <w:pStyle w:val="BodyText"/>
       </w:pPr>
       <w:r>
         <w:t xml:space="preserve">ELENA: Do you know one?</w:t>
       </w:r>
-      <w:r>
-        <w:t xml:space="preserve"> </w:t>
-      </w:r>
-      <w:r>
-        <w:t xml:space="preserve">엘레나: 아는 사람 있어요?</w:t>
-      </w:r>
-    </w:p>
-    <w:p>
-      <w:pPr>
-        <w:numPr>
-          <w:ilvl w:val="0"/>
-          <w:numId w:val="1005"/>
-        </w:numPr>
+    </w:p>
+    <w:p>
+      <w:pPr>
+        <w:pStyle w:val="BodyText"/>
       </w:pPr>
       <w:r>
         <w:t xml:space="preserve">NOAH: I know one who works for tacos. And who already drew our logo.</w:t>
       </w:r>
-      <w:r>
-        <w:t xml:space="preserve"> </w:t>
-      </w:r>
-      <w:r>
-        <w:t xml:space="preserve">노아: 타코 받고 일하는 사람 하나 알아요. 이미 우리 로고도 그렸고요.</w:t>
-      </w:r>
-    </w:p>
-    <w:p>
-      <w:pPr>
-        <w:numPr>
-          <w:ilvl w:val="0"/>
-          <w:numId w:val="1005"/>
-        </w:numPr>
+    </w:p>
+    <w:p>
+      <w:pPr>
+        <w:pStyle w:val="BodyText"/>
       </w:pPr>
       <w:r>
         <w:t xml:space="preserve">PRIYA: Lily. Of course. Just don’t let her put her nose in the deck.</w:t>
-      </w:r>
-      <w:r>
-        <w:t xml:space="preserve"> </w:t>
-      </w:r>
-      <w:r>
-        <w:t xml:space="preserve">프리야: 릴리. 당연하지. 근데 릴리 코 사진은 덱에 넣지 마.</w:t>
       </w:r>
     </w:p>
     <w:p>
@@ -2516,7 +1346,7 @@
               <w:jc w:val="left"/>
             </w:pPr>
             <w:r>
-              <w:t xml:space="preserve">22턴. 고객 인터뷰의 대표 질문. 과거의 구체적 경험을 끌어낸다.</w:t>
+              <w:t xml:space="preserve">장면1. 고객 인터뷰의 대표 질문. 과거의 구체적 경험을 끌어낸다.</w:t>
             </w:r>
           </w:p>
         </w:tc>
@@ -2566,7 +1396,7 @@
               <w:jc w:val="left"/>
             </w:pPr>
             <w:r>
-              <w:t xml:space="preserve">26턴. 행동 순서를 따라가며 사실을 묻는 질문.</w:t>
+              <w:t xml:space="preserve">장면1. 행동 순서를 따라가며 사실을 묻는 질문.</w:t>
             </w:r>
           </w:p>
         </w:tc>
@@ -2616,7 +1446,7 @@
               <w:jc w:val="left"/>
             </w:pPr>
             <w:r>
-              <w:t xml:space="preserve">31턴. 대화 흐름을 끊지 않고 화제를 보류할 때.</w:t>
+              <w:t xml:space="preserve">장면1. 대화 흐름을 끊지 않고 화제를 보류할 때.</w:t>
             </w:r>
           </w:p>
         </w:tc>
@@ -2666,7 +1496,7 @@
               <w:jc w:val="left"/>
             </w:pPr>
             <w:r>
-              <w:t xml:space="preserve">52턴.</w:t>
+              <w:t xml:space="preserve">장면2.</w:t>
             </w:r>
             <w:r>
               <w:t xml:space="preserve"> </w:t>
@@ -2731,7 +1561,7 @@
               <w:jc w:val="left"/>
             </w:pPr>
             <w:r>
-              <w:t xml:space="preserve">79턴. 질문을 고쳐 물을 때.</w:t>
+              <w:t xml:space="preserve">장면2. 질문을 고쳐 물을 때.</w:t>
             </w:r>
           </w:p>
         </w:tc>
@@ -2781,7 +1611,7 @@
               <w:jc w:val="left"/>
             </w:pPr>
             <w:r>
-              <w:t xml:space="preserve">56턴. squeeze someone in = 빡빡한 일정에 끼워 넣다.</w:t>
+              <w:t xml:space="preserve">장면2. squeeze someone in = 빡빡한 일정에 끼워 넣다.</w:t>
             </w:r>
           </w:p>
         </w:tc>
@@ -2831,7 +1661,7 @@
               <w:jc w:val="left"/>
             </w:pPr>
             <w:r>
-              <w:t xml:space="preserve">74턴. 비용 때문에 수익이 줄어드는 상황.</w:t>
+              <w:t xml:space="preserve">장면2. 비용 때문에 수익이 줄어드는 상황.</w:t>
             </w:r>
           </w:p>
         </w:tc>
@@ -2881,7 +1711,7 @@
               <w:jc w:val="left"/>
             </w:pPr>
             <w:r>
-              <w:t xml:space="preserve">86턴. 초기 데이터를 정직하게 해석하는 표현.</w:t>
+              <w:t xml:space="preserve">절정·전환. 초기 데이터를 정직하게 해석하는 표현.</w:t>
             </w:r>
           </w:p>
         </w:tc>
@@ -2931,7 +1761,7 @@
               <w:jc w:val="left"/>
             </w:pPr>
             <w:r>
-              <w:t xml:space="preserve">112턴. 스타트업 피칭의 핵심 개념.</w:t>
+              <w:t xml:space="preserve">마무리. 스타트업 피칭의 핵심 개념.</w:t>
             </w:r>
           </w:p>
         </w:tc>
@@ -2981,7 +1811,7 @@
               <w:jc w:val="left"/>
             </w:pPr>
             <w:r>
-              <w:t xml:space="preserve">100턴. 고객 유형별로 가치 제안이 달라진다는 마케팅 원리(→3부 8화 FAB).</w:t>
+              <w:t xml:space="preserve">절정·전환. 고객 유형별로 가치 제안이 달라진다는 마케팅 원리(→3부 8화 FAB).</w:t>
             </w:r>
           </w:p>
         </w:tc>
@@ -3320,7 +2150,7 @@
           <w:bCs/>
           <w:b/>
         </w:rPr>
-        <w:t xml:space="preserve">53턴 ELENA:</w:t>
+        <w:t xml:space="preserve">ELENA (장면2):</w:t>
       </w:r>
       <w:r>
         <w:t xml:space="preserve"> </w:t>
@@ -3615,9 +2445,1126 @@
         <w:t xml:space="preserve">회의에서 실수한 후배에게 같은 구조로 30단어 안팎의 건설적인 피드백을 해 보기.</w:t>
       </w:r>
     </w:p>
+    <w:p>
+      <w:r>
+        <w:pict>
+          <v:rect style="width:0;height:1.5pt" o:hralign="center" o:hrstd="t" o:hr="t"/>
+        </w:pict>
+      </w:r>
+    </w:p>
     <w:bookmarkEnd w:id="30"/>
     <w:bookmarkEnd w:id="31"/>
+    <w:bookmarkStart w:id="37" w:name="한국어-번역"/>
+    <w:p>
+      <w:pPr>
+        <w:pStyle w:val="Heading2"/>
+      </w:pPr>
+      <w:r>
+        <w:t xml:space="preserve">한국어 번역</w:t>
+      </w:r>
+    </w:p>
+    <w:bookmarkStart w:id="32" w:name="도입-elena의-차-안-오전-9시-1"/>
+    <w:p>
+      <w:pPr>
+        <w:pStyle w:val="Heading3"/>
+      </w:pPr>
+      <w:r>
+        <w:t xml:space="preserve">도입 — Elena의 차 안, 오전 9시</w:t>
+      </w:r>
+    </w:p>
+    <w:p>
+      <w:pPr>
+        <w:pStyle w:val="FirstParagraph"/>
+      </w:pPr>
+      <w:r>
+        <w:t xml:space="preserve">엘레나: 들어가기 전에 규칙 몇 가지요. 고객 인터뷰는 영업 방문이 아니에요.</w:t>
+      </w:r>
+    </w:p>
+    <w:p>
+      <w:pPr>
+        <w:pStyle w:val="BodyText"/>
+      </w:pPr>
+      <w:r>
+        <w:t xml:space="preserve">노아: 알겠어요. 영업 금지.</w:t>
+      </w:r>
+    </w:p>
+    <w:p>
+      <w:pPr>
+        <w:pStyle w:val="BodyText"/>
+      </w:pPr>
+      <w:r>
+        <w:t xml:space="preserve">엘레나: 영업 금지. 피칭 금지. 그리고 우리 아이디어는 아예 설명하지 마요.</w:t>
+      </w:r>
+    </w:p>
+    <w:p>
+      <w:pPr>
+        <w:pStyle w:val="BodyText"/>
+      </w:pPr>
+      <w:r>
+        <w:t xml:space="preserve">노아: 아예요? 그럼 무슨 얘길 해요?</w:t>
+      </w:r>
+    </w:p>
+    <w:p>
+      <w:pPr>
+        <w:pStyle w:val="BodyText"/>
+      </w:pPr>
+      <w:r>
+        <w:t xml:space="preserve">엘레나: 그들의 문제. 그들의 과거. 앞으로 할 일 말고, 실제로 한 일이요. 실제 있었던 하루, 실제 환자에 대해 얘기해 달라고 하고, 처음부터 차근차근 들려주게 해요.</w:t>
+      </w:r>
+    </w:p>
+    <w:p>
+      <w:pPr>
+        <w:pStyle w:val="BodyText"/>
+      </w:pPr>
+      <w:r>
+        <w:t xml:space="preserve">노아: 앞으로 어떻게 할지는 왜 물으면 안 돼요?</w:t>
+      </w:r>
+    </w:p>
+    <w:p>
+      <w:pPr>
+        <w:pStyle w:val="BodyText"/>
+      </w:pPr>
+      <w:r>
+        <w:t xml:space="preserve">엘레나: 사람들은 예의가 바르니까요.</w:t>
+      </w:r>
+      <w:r>
+        <w:t xml:space="preserve"> </w:t>
+      </w:r>
+      <w:r>
+        <w:t xml:space="preserve">“</w:t>
+      </w:r>
+      <w:r>
+        <w:t xml:space="preserve">좋은 아이디어네요!</w:t>
+      </w:r>
+      <w:r>
+        <w:t xml:space="preserve">”</w:t>
+      </w:r>
+      <w:r>
+        <w:t xml:space="preserve"> </w:t>
+      </w:r>
+      <w:r>
+        <w:t xml:space="preserve">해 놓고 절대 안 사요.</w:t>
+      </w:r>
+    </w:p>
+    <w:p>
+      <w:pPr>
+        <w:pStyle w:val="BodyText"/>
+      </w:pPr>
+      <w:r>
+        <w:t xml:space="preserve">노아: 그러니까 미래의 약속보다 과거의 행동이 더 정직하다는 거네요.</w:t>
+      </w:r>
+    </w:p>
+    <w:p>
+      <w:pPr>
+        <w:pStyle w:val="BodyText"/>
+      </w:pPr>
+      <w:r>
+        <w:t xml:space="preserve">엘레나: 바로 그거예요. 그리고 말하는 것보다 더 많이 들어요. 80 대 20으로.</w:t>
+      </w:r>
+    </w:p>
+    <w:p>
+      <w:pPr>
+        <w:pStyle w:val="BodyText"/>
+      </w:pPr>
+      <w:r>
+        <w:t xml:space="preserve">노아: 80퍼센트 듣기. 마케팅 하는 사람한텐 어려운데요.</w:t>
+      </w:r>
+    </w:p>
+    <w:p>
+      <w:pPr>
+        <w:pStyle w:val="BodyText"/>
+      </w:pPr>
+      <w:r>
+        <w:t xml:space="preserve">엘레나: 알아요. 그래서 내가 운전하는 거예요. 당신을 지켜보려고.</w:t>
+      </w:r>
+    </w:p>
+    <w:p>
+      <w:pPr>
+        <w:pStyle w:val="BodyText"/>
+      </w:pPr>
+      <w:r>
+        <w:t xml:space="preserve">노아: 오늘 인터뷰 몇 건이에요?</w:t>
+      </w:r>
+    </w:p>
+    <w:p>
+      <w:pPr>
+        <w:pStyle w:val="BodyText"/>
+      </w:pPr>
+      <w:r>
+        <w:t xml:space="preserve">엘레나: 세 건이요. 지난주에 한 아홉 건까지 더하면 총 열두 건.</w:t>
+      </w:r>
+    </w:p>
+    <w:p>
+      <w:pPr>
+        <w:pStyle w:val="BodyText"/>
+      </w:pPr>
+      <w:r>
+        <w:t xml:space="preserve">노아: 그리고 할번 주요 거래처는 하나도 없죠. 다이앤이 절 죽일 거예요.</w:t>
+      </w:r>
+    </w:p>
+    <w:p>
+      <w:pPr>
+        <w:pStyle w:val="BodyText"/>
+      </w:pPr>
+      <w:r>
+        <w:t xml:space="preserve">엘레나: 하나도 없어요. 순수 조사지 영업이 아니에요. 다 왔어요. 첫 번째 장소.</w:t>
+      </w:r>
+    </w:p>
     <w:bookmarkEnd w:id="32"/>
+    <w:bookmarkStart w:id="33" w:name="장면1-메디스파-간호사-시술자-jasmine-1"/>
+    <w:p>
+      <w:pPr>
+        <w:pStyle w:val="Heading3"/>
+      </w:pPr>
+      <w:r>
+        <w:t xml:space="preserve">장면1 — 메디스파, 간호사 시술자 Jasmine</w:t>
+      </w:r>
+    </w:p>
+    <w:p>
+      <w:pPr>
+        <w:pStyle w:val="FirstParagraph"/>
+      </w:pPr>
+      <w:r>
+        <w:t xml:space="preserve">재스민: 안녕하세요! 루이스 선생님? 재스민이에요. 와 주셔서 감사해요.</w:t>
+      </w:r>
+    </w:p>
+    <w:p>
+      <w:pPr>
+        <w:pStyle w:val="BodyText"/>
+      </w:pPr>
+      <w:r>
+        <w:t xml:space="preserve">엘레나: 시간 내 줘서 고마워요, 재스민. 이쪽은 내 동료 노아예요.</w:t>
+      </w:r>
+    </w:p>
+    <w:p>
+      <w:pPr>
+        <w:pStyle w:val="BodyText"/>
+      </w:pPr>
+      <w:r>
+        <w:t xml:space="preserve">노아: 반갑습니다. 30분 안에 끝낼게요.</w:t>
+      </w:r>
+    </w:p>
+    <w:p>
+      <w:pPr>
+        <w:pStyle w:val="BodyText"/>
+      </w:pPr>
+      <w:r>
+        <w:t xml:space="preserve">재스민: 네. 뭐가 궁금하세요?</w:t>
+      </w:r>
+    </w:p>
+    <w:p>
+      <w:pPr>
+        <w:pStyle w:val="BodyText"/>
+      </w:pPr>
+      <w:r>
+        <w:t xml:space="preserve">노아: 필러 시술은 얼마나 하셨어요?</w:t>
+      </w:r>
+    </w:p>
+    <w:p>
+      <w:pPr>
+        <w:pStyle w:val="BodyText"/>
+      </w:pPr>
+      <w:r>
+        <w:t xml:space="preserve">재스민: 6년이요. 전 간호사예요. 하루에 환자 열다섯 명 정도 봐요.</w:t>
+      </w:r>
+    </w:p>
+    <w:p>
+      <w:pPr>
+        <w:pStyle w:val="BodyText"/>
+      </w:pPr>
+      <w:r>
+        <w:t xml:space="preserve">엘레나: 바쁘네요. 마지막으로 겪은 부작용을 처음부터 얘기해 줄래요?</w:t>
+      </w:r>
+    </w:p>
+    <w:p>
+      <w:pPr>
+        <w:pStyle w:val="BodyText"/>
+      </w:pPr>
+      <w:r>
+        <w:t xml:space="preserve">재스민: 음. 마지막으로 심각했던 거요? 넉 달 전쯤이요.</w:t>
+      </w:r>
+    </w:p>
+    <w:p>
+      <w:pPr>
+        <w:pStyle w:val="BodyText"/>
+      </w:pPr>
+      <w:r>
+        <w:t xml:space="preserve">노아: 무슨 일이 있었어요?</w:t>
+      </w:r>
+    </w:p>
+    <w:p>
+      <w:pPr>
+        <w:pStyle w:val="BodyText"/>
+      </w:pPr>
+      <w:r>
+        <w:t xml:space="preserve">재스민: 팔자주름에 주사하고 있었어요. 매일 하는 평범한 시술이었죠. 그런데 피부가 하얘졌어요. 순식간에. 그게 무슨 뜻인지 바로 알았어요. 교육받을 때 그걸 경고하거든요.</w:t>
+      </w:r>
+    </w:p>
+    <w:p>
+      <w:pPr>
+        <w:pStyle w:val="BodyText"/>
+      </w:pPr>
+      <w:r>
+        <w:t xml:space="preserve">엘레나: 창백해졌군요. 그다음엔 뭘 했어요?</w:t>
+      </w:r>
+    </w:p>
+    <w:p>
+      <w:pPr>
+        <w:pStyle w:val="BodyText"/>
+      </w:pPr>
+      <w:r>
+        <w:t xml:space="preserve">재스민: 솔직히요? 한 10초 동안 얼어 버렸어요.</w:t>
+      </w:r>
+    </w:p>
+    <w:p>
+      <w:pPr>
+        <w:pStyle w:val="BodyText"/>
+      </w:pPr>
+      <w:r>
+        <w:t xml:space="preserve">노아: 정말 길게 느껴진 10초였겠네요.</w:t>
+      </w:r>
+    </w:p>
+    <w:p>
+      <w:pPr>
+        <w:pStyle w:val="BodyText"/>
+      </w:pPr>
+      <w:r>
+        <w:t xml:space="preserve">재스민: 제 인생에서 제일 길었죠. 그러고 냉장고에서 히알루로니다아제를 꺼냈어요.</w:t>
+      </w:r>
+    </w:p>
+    <w:p>
+      <w:pPr>
+        <w:pStyle w:val="BodyText"/>
+      </w:pPr>
+      <w:r>
+        <w:t xml:space="preserve">노아: 훨씬 빨리 녹는 필러가 있으면 정말 좋지 않겠어요?</w:t>
+      </w:r>
+    </w:p>
+    <w:p>
+      <w:pPr>
+        <w:pStyle w:val="BodyText"/>
+      </w:pPr>
+      <w:r>
+        <w:t xml:space="preserve">엘레나: 노아. 그 얘긴 잠깐 미뤄요. 재스민, 해결되는 데 얼마나 걸렸어요?</w:t>
+      </w:r>
+    </w:p>
+    <w:p>
+      <w:pPr>
+        <w:pStyle w:val="BodyText"/>
+      </w:pPr>
+      <w:r>
+        <w:t xml:space="preserve">노아: 죄송해요. 계속하세요.</w:t>
+      </w:r>
+    </w:p>
+    <w:p>
+      <w:pPr>
+        <w:pStyle w:val="BodyText"/>
+      </w:pPr>
+      <w:r>
+        <w:t xml:space="preserve">재스민: 90분쯤이요. 효소를 세 번 놨고, 매번 놓고 나서 기다리면서 피부를 지켜봤어요. 효과가 있는 건지 확신이 안 서서 의료 책임자한테 두 번 전화했어요.</w:t>
+      </w:r>
+    </w:p>
+    <w:p>
+      <w:pPr>
+        <w:pStyle w:val="BodyText"/>
+      </w:pPr>
+      <w:r>
+        <w:t xml:space="preserve">엘레나: 의료 책임자가 현장에 있었어요?</w:t>
+      </w:r>
+    </w:p>
+    <w:p>
+      <w:pPr>
+        <w:pStyle w:val="BodyText"/>
+      </w:pPr>
+      <w:r>
+        <w:t xml:space="preserve">재스민: 아니요. 스파 네 곳을 관리해요. 시내 반대편에 있었어요.</w:t>
+      </w:r>
+    </w:p>
+    <w:p>
+      <w:pPr>
+        <w:pStyle w:val="BodyText"/>
+      </w:pPr>
+      <w:r>
+        <w:t xml:space="preserve">노아: 환자는 어떻게 됐어요?</w:t>
+      </w:r>
+    </w:p>
+    <w:p>
+      <w:pPr>
+        <w:pStyle w:val="BodyText"/>
+      </w:pPr>
+      <w:r>
+        <w:t xml:space="preserve">재스민: 괜찮았어요. 작은 멍 정도. 근데 전 그날 밤 잠을 못 잤어요.</w:t>
+      </w:r>
+    </w:p>
+    <w:p>
+      <w:pPr>
+        <w:pStyle w:val="BodyText"/>
+      </w:pPr>
+      <w:r>
+        <w:t xml:space="preserve">엘레나: 그 뒤로 뭘 다르게 했어요?</w:t>
+      </w:r>
+    </w:p>
+    <w:p>
+      <w:pPr>
+        <w:pStyle w:val="BodyText"/>
+      </w:pPr>
+      <w:r>
+        <w:t xml:space="preserve">재스민: 이제 효소 두 병을 항상 준비해 둬요. 그리고 주말 교육 과정을 들었어요.</w:t>
+      </w:r>
+    </w:p>
+    <w:p>
+      <w:pPr>
+        <w:pStyle w:val="BodyText"/>
+      </w:pPr>
+      <w:r>
+        <w:t xml:space="preserve">노아: 교육비는 누가 냈어요?</w:t>
+      </w:r>
+    </w:p>
+    <w:p>
+      <w:pPr>
+        <w:pStyle w:val="BodyText"/>
+      </w:pPr>
+      <w:r>
+        <w:t xml:space="preserve">재스민: 저요. 600달러. 스파에선 안 내 줬어요.</w:t>
+      </w:r>
+    </w:p>
+    <w:p>
+      <w:pPr>
+        <w:pStyle w:val="BodyText"/>
+      </w:pPr>
+      <w:r>
+        <w:t xml:space="preserve">엘레나: 그 부작용을 어디에 보고했어요?</w:t>
+      </w:r>
+    </w:p>
+    <w:p>
+      <w:pPr>
+        <w:pStyle w:val="BodyText"/>
+      </w:pPr>
+      <w:r>
+        <w:t xml:space="preserve">재스민: 의료 책임자한테요. 공식적으로는요? 그분이 보고한 것 같진 않아요.</w:t>
+      </w:r>
+    </w:p>
+    <w:p>
+      <w:pPr>
+        <w:pStyle w:val="BodyText"/>
+      </w:pPr>
+      <w:r>
+        <w:t xml:space="preserve">노아: 어떤 필러를 쓰고 있었는지 여쭤봐도 될까요?</w:t>
+      </w:r>
+    </w:p>
+    <w:p>
+      <w:pPr>
+        <w:pStyle w:val="BodyText"/>
+      </w:pPr>
+      <w:r>
+        <w:t xml:space="preserve">재스민: 루마덤이요. 이 근처 스파는 대부분 그걸 써요.</w:t>
+      </w:r>
+    </w:p>
+    <w:p>
+      <w:pPr>
+        <w:pStyle w:val="BodyText"/>
+      </w:pPr>
+      <w:r>
+        <w:t xml:space="preserve">노아: 역시 그렇군요.</w:t>
+      </w:r>
+    </w:p>
+    <w:p>
+      <w:pPr>
+        <w:pStyle w:val="BodyText"/>
+      </w:pPr>
+      <w:r>
+        <w:t xml:space="preserve">엘레나: 마지막 질문이요. 시술할 때 가장 걱정되는 게 뭐예요?</w:t>
+      </w:r>
+    </w:p>
+    <w:p>
+      <w:pPr>
+        <w:pStyle w:val="BodyText"/>
+      </w:pPr>
+      <w:r>
+        <w:t xml:space="preserve">재스민: 언젠가 멍으로 안 끝날까 봐요. 누군가의 눈이 될까 봐요. 코 근처에 주사할 때마다 그 생각을 해요. 효소가 충분히 빨리 안 들을 수도 있다는 걸 아니까요.</w:t>
+      </w:r>
+    </w:p>
+    <w:p>
+      <w:pPr>
+        <w:pStyle w:val="BodyText"/>
+      </w:pPr>
+      <w:r>
+        <w:t xml:space="preserve">엘레나: 고마워요, 재스민. 아주 솔직하게 말해 줬어요.</w:t>
+      </w:r>
+    </w:p>
+    <w:p>
+      <w:pPr>
+        <w:pStyle w:val="BodyText"/>
+      </w:pPr>
+      <w:r>
+        <w:t xml:space="preserve">재스민: 물어봐 주셔서 감사해요. 우리 간호사들한텐 아무도 안 묻거든요.</w:t>
+      </w:r>
+    </w:p>
+    <w:bookmarkEnd w:id="33"/>
+    <w:bookmarkStart w:id="34" w:name="장면2-성형외과-dr.-pierce-메디스파-원장-tiffany-1"/>
+    <w:p>
+      <w:pPr>
+        <w:pStyle w:val="Heading3"/>
+      </w:pPr>
+      <w:r>
+        <w:t xml:space="preserve">장면2 — 성형외과 Dr. Pierce, 메디스파 원장 Tiffany</w:t>
+      </w:r>
+    </w:p>
+    <w:p>
+      <w:pPr>
+        <w:pStyle w:val="FirstParagraph"/>
+      </w:pPr>
+      <w:r>
+        <w:t xml:space="preserve">엘레나: 차 안이에요, 노아. 아까 뭘 잘못했죠?</w:t>
+      </w:r>
+    </w:p>
+    <w:p>
+      <w:pPr>
+        <w:pStyle w:val="BodyText"/>
+      </w:pPr>
+      <w:r>
+        <w:t xml:space="preserve">노아: 유도 질문을 했어요.</w:t>
+      </w:r>
+      <w:r>
+        <w:t xml:space="preserve"> </w:t>
+      </w:r>
+      <w:r>
+        <w:t xml:space="preserve">“</w:t>
+      </w:r>
+      <w:r>
+        <w:t xml:space="preserve">…하면 좋지 않겠어요?</w:t>
+      </w:r>
+      <w:r>
+        <w:t xml:space="preserve">”</w:t>
+      </w:r>
+    </w:p>
+    <w:p>
+      <w:pPr>
+        <w:pStyle w:val="BodyText"/>
+      </w:pPr>
+      <w:r>
+        <w:t xml:space="preserve">엘레나: 맞아요. 유도 질문은 예의 바른</w:t>
+      </w:r>
+      <w:r>
+        <w:t xml:space="preserve"> </w:t>
+      </w:r>
+      <w:r>
+        <w:t xml:space="preserve">“</w:t>
+      </w:r>
+      <w:r>
+        <w:t xml:space="preserve">네</w:t>
+      </w:r>
+      <w:r>
+        <w:t xml:space="preserve">”</w:t>
+      </w:r>
+      <w:r>
+        <w:t xml:space="preserve">를 얻어요. 쓸모없는</w:t>
+      </w:r>
+      <w:r>
+        <w:t xml:space="preserve"> </w:t>
+      </w:r>
+      <w:r>
+        <w:t xml:space="preserve">“</w:t>
+      </w:r>
+      <w:r>
+        <w:t xml:space="preserve">네</w:t>
+      </w:r>
+      <w:r>
+        <w:t xml:space="preserve">”</w:t>
+      </w:r>
+      <w:r>
+        <w:t xml:space="preserve">요. 원하는 답을 먼저 말해 버렸으니, 상대는 진짜 생각을 말하지 않을 거예요. 대신 실제로 무슨 일이 있었는지를 물어요.</w:t>
+      </w:r>
+    </w:p>
+    <w:p>
+      <w:pPr>
+        <w:pStyle w:val="BodyText"/>
+      </w:pPr>
+      <w:r>
+        <w:t xml:space="preserve">노아: 명심할게요. 다시는 안 그럴게요.</w:t>
+      </w:r>
+    </w:p>
+    <w:p>
+      <w:pPr>
+        <w:pStyle w:val="BodyText"/>
+      </w:pPr>
+      <w:r>
+        <w:t xml:space="preserve">피어스: 엘레나! 오랜만이야. 친구도 데려왔네.</w:t>
+      </w:r>
+    </w:p>
+    <w:p>
+      <w:pPr>
+        <w:pStyle w:val="BodyText"/>
+      </w:pPr>
+      <w:r>
+        <w:t xml:space="preserve">엘레나: 앨런, 이쪽은 노아예요. 시간 쪼개 줘서 고마워요.</w:t>
+      </w:r>
+    </w:p>
+    <w:p>
+      <w:pPr>
+        <w:pStyle w:val="BodyText"/>
+      </w:pPr>
+      <w:r>
+        <w:t xml:space="preserve">피어스: 당신이라면 언제든. 그래서, 부작용? 간단히 말할게. 난 한 번도 없었어.</w:t>
+      </w:r>
+    </w:p>
+    <w:p>
+      <w:pPr>
+        <w:pStyle w:val="BodyText"/>
+      </w:pPr>
+      <w:r>
+        <w:t xml:space="preserve">노아: 한 번도요? 몇 년 동안이요?</w:t>
+      </w:r>
+    </w:p>
+    <w:p>
+      <w:pPr>
+        <w:pStyle w:val="BodyText"/>
+      </w:pPr>
+      <w:r>
+        <w:t xml:space="preserve">피어스: 20년. 좋은 기술, 해부학 지식. 문제없어.</w:t>
+      </w:r>
+    </w:p>
+    <w:p>
+      <w:pPr>
+        <w:pStyle w:val="BodyText"/>
+      </w:pPr>
+      <w:r>
+        <w:t xml:space="preserve">엘레나: 다들 그렇게 말해요. 그렇지 않은 날이 올 때까지는.</w:t>
+      </w:r>
+    </w:p>
+    <w:p>
+      <w:pPr>
+        <w:pStyle w:val="BodyText"/>
+      </w:pPr>
+      <w:r>
+        <w:t xml:space="preserve">피어스: 하. 여전히 비관론자네, 엘레나.</w:t>
+      </w:r>
+    </w:p>
+    <w:p>
+      <w:pPr>
+        <w:pStyle w:val="BodyText"/>
+      </w:pPr>
+      <w:r>
+        <w:t xml:space="preserve">노아: 필러를 고를 때 가장 중요한 게 뭐예요?</w:t>
+      </w:r>
+    </w:p>
+    <w:p>
+      <w:pPr>
+        <w:pStyle w:val="BodyText"/>
+      </w:pPr>
+      <w:r>
+        <w:t xml:space="preserve">피어스: 얼마나 오래가는지. 내 환자들은 돈을 많이 내고, 금방 다시 오고 싶어 하지 않아. 머무는 결과를 원하지. 나머지는 다 부차적이야.</w:t>
+      </w:r>
+    </w:p>
+    <w:p>
+      <w:pPr>
+        <w:pStyle w:val="BodyText"/>
+      </w:pPr>
+      <w:r>
+        <w:t xml:space="preserve">노아: 머무는 결과. 어디서 들어 본 말이네요.</w:t>
+      </w:r>
+    </w:p>
+    <w:p>
+      <w:pPr>
+        <w:pStyle w:val="BodyText"/>
+      </w:pPr>
+      <w:r>
+        <w:t xml:space="preserve">피어스: 할번 슬로건이야. 기막힌 문구지. 그거 쓴 사람은 연봉 올려 줘야 해.</w:t>
+      </w:r>
+    </w:p>
+    <w:p>
+      <w:pPr>
+        <w:pStyle w:val="BodyText"/>
+      </w:pPr>
+      <w:r>
+        <w:t xml:space="preserve">티파니: 글로 바에 오신 걸 환영해요! 티파니예요. 여기랑 두 군데 더 운영해요.</w:t>
+      </w:r>
+    </w:p>
+    <w:p>
+      <w:pPr>
+        <w:pStyle w:val="BodyText"/>
+      </w:pPr>
+      <w:r>
+        <w:t xml:space="preserve">노아: 맞아 주셔서 감사해요. 필러를 어떻게 고르시는지 말씀해 주실 수 있어요?</w:t>
+      </w:r>
+    </w:p>
+    <w:p>
+      <w:pPr>
+        <w:pStyle w:val="BodyText"/>
+      </w:pPr>
+      <w:r>
+        <w:t xml:space="preserve">티파니: 대부분 가격이요. 환자들이 인스타그램에서 가격을 비교하거든요.</w:t>
+      </w:r>
+    </w:p>
+    <w:p>
+      <w:pPr>
+        <w:pStyle w:val="BodyText"/>
+      </w:pPr>
+      <w:r>
+        <w:t xml:space="preserve">엘레나: 여기서 마지막으로 뭔가 잘못됐던 때를 얘기해 주세요.</w:t>
+      </w:r>
+    </w:p>
+    <w:p>
+      <w:pPr>
+        <w:pStyle w:val="BodyText"/>
+      </w:pPr>
+      <w:r>
+        <w:t xml:space="preserve">티파니: 작년에요. 혈관 폐색이요. 환자가 소송하겠다고 했어요.</w:t>
+      </w:r>
+    </w:p>
+    <w:p>
+      <w:pPr>
+        <w:pStyle w:val="BodyText"/>
+      </w:pPr>
+      <w:r>
+        <w:t xml:space="preserve">노아: 그 뒤엔 어떻게 됐어요?</w:t>
+      </w:r>
+    </w:p>
+    <w:p>
+      <w:pPr>
+        <w:pStyle w:val="BodyText"/>
+      </w:pPr>
+      <w:r>
+        <w:t xml:space="preserve">티파니: 합의했죠. 재판까지 가는 것보다 싸게 먹혔고, 소문나는 것도 싫었어요. 그러고 나서 보험료가 40퍼센트 올랐는데, 아직도 안 내려왔어요.</w:t>
+      </w:r>
+    </w:p>
+    <w:p>
+      <w:pPr>
+        <w:pStyle w:val="BodyText"/>
+      </w:pPr>
+      <w:r>
+        <w:t xml:space="preserve">엘레나: 40퍼센트요. 엄청나네요.</w:t>
+      </w:r>
+    </w:p>
+    <w:p>
+      <w:pPr>
+        <w:pStyle w:val="BodyText"/>
+      </w:pPr>
+      <w:r>
+        <w:t xml:space="preserve">티파니: 마진이 다 날아가요. 이제 보험료가 두 번째로 큰 비용이에요.</w:t>
+      </w:r>
+    </w:p>
+    <w:p>
+      <w:pPr>
+        <w:pStyle w:val="BodyText"/>
+      </w:pPr>
+      <w:r>
+        <w:t xml:space="preserve">노아: 어떻게 하면 그게 달라질까요?</w:t>
+      </w:r>
+    </w:p>
+    <w:p>
+      <w:pPr>
+        <w:pStyle w:val="BodyText"/>
+      </w:pPr>
+      <w:r>
+        <w:t xml:space="preserve">티파니: 부작용이 줄거나, 더 빨리 해결되거나요. 소송은 작은 멍이 아니라 나쁜 결과에서 나와요. 문제가 몇 시간이 아니라 몇 분 만에 해결되면, 환자는 기분 좋게 집에 가고 변호사한테 전화하지 않아요.</w:t>
+      </w:r>
+    </w:p>
+    <w:p>
+      <w:pPr>
+        <w:pStyle w:val="BodyText"/>
+      </w:pPr>
+      <w:r>
+        <w:t xml:space="preserve">노아: 그 리스크를 줄여 주는 제품이라면 돈을 더 내실까요?</w:t>
+      </w:r>
+    </w:p>
+    <w:p>
+      <w:pPr>
+        <w:pStyle w:val="BodyText"/>
+      </w:pPr>
+      <w:r>
+        <w:t xml:space="preserve">엘레나: 노아.</w:t>
+      </w:r>
+    </w:p>
+    <w:p>
+      <w:pPr>
+        <w:pStyle w:val="BodyText"/>
+      </w:pPr>
+      <w:r>
+        <w:t xml:space="preserve">노아: 죄송해요. 다시 말할게요. 지금 보험은 어떻게 결정하셨어요?</w:t>
+      </w:r>
+    </w:p>
+    <w:p>
+      <w:pPr>
+        <w:pStyle w:val="BodyText"/>
+      </w:pPr>
+      <w:r>
+        <w:t xml:space="preserve">티파니: 중개인이 세 가지를 보여 줬어요. 감당할 수 있는 걸 골랐죠.</w:t>
+      </w:r>
+    </w:p>
+    <w:bookmarkEnd w:id="34"/>
+    <w:bookmarkStart w:id="35" w:name="절정전환-디브리핑-오후-6시-1"/>
+    <w:p>
+      <w:pPr>
+        <w:pStyle w:val="Heading3"/>
+      </w:pPr>
+      <w:r>
+        <w:t xml:space="preserve">절정·전환 — 디브리핑, 오후 6시</w:t>
+      </w:r>
+    </w:p>
+    <w:p>
+      <w:pPr>
+        <w:pStyle w:val="FirstParagraph"/>
+      </w:pPr>
+      <w:r>
+        <w:t xml:space="preserve">프리야: 그래서? 어땠어? 데이터 보여 줘.</w:t>
+      </w:r>
+    </w:p>
+    <w:p>
+      <w:pPr>
+        <w:pStyle w:val="BodyText"/>
+      </w:pPr>
+      <w:r>
+        <w:t xml:space="preserve">노아: 총 열두 건. 간호사, 의사, 스파 원장들.</w:t>
+      </w:r>
+    </w:p>
+    <w:p>
+      <w:pPr>
+        <w:pStyle w:val="BodyText"/>
+      </w:pPr>
+      <w:r>
+        <w:t xml:space="preserve">프리야: 혈관 폐색을 겪은 사람은 몇 명이야?</w:t>
+      </w:r>
+    </w:p>
+    <w:p>
+      <w:pPr>
+        <w:pStyle w:val="BodyText"/>
+      </w:pPr>
+      <w:r>
+        <w:t xml:space="preserve">노아: 열두 명 중 아홉 명. 최소 한 번 이상.</w:t>
+      </w:r>
+    </w:p>
+    <w:p>
+      <w:pPr>
+        <w:pStyle w:val="BodyText"/>
+      </w:pPr>
+      <w:r>
+        <w:t xml:space="preserve">프리야: 열둘 중 아홉. 75퍼센트네.</w:t>
+      </w:r>
+    </w:p>
+    <w:p>
+      <w:pPr>
+        <w:pStyle w:val="BodyText"/>
+      </w:pPr>
+      <w:r>
+        <w:t xml:space="preserve">엘레나: 표본은 작아요. 하지만 강한 신호예요.</w:t>
+      </w:r>
+    </w:p>
+    <w:p>
+      <w:pPr>
+        <w:pStyle w:val="BodyText"/>
+      </w:pPr>
+      <w:r>
+        <w:t xml:space="preserve">프리야: 히알루로니다아제를 늘 준비해 두는 사람은?</w:t>
+      </w:r>
+    </w:p>
+    <w:p>
+      <w:pPr>
+        <w:pStyle w:val="BodyText"/>
+      </w:pPr>
+      <w:r>
+        <w:t xml:space="preserve">노아: 열두 명 전부. 한 명도 빠짐없이.</w:t>
+      </w:r>
+    </w:p>
+    <w:p>
+      <w:pPr>
+        <w:pStyle w:val="BodyText"/>
+      </w:pPr>
+      <w:r>
+        <w:t xml:space="preserve">프리야: 그리고 효소가 충분히 빨리 듣는다고 한 사람은?</w:t>
+      </w:r>
+    </w:p>
+    <w:p>
+      <w:pPr>
+        <w:pStyle w:val="BodyText"/>
+      </w:pPr>
+      <w:r>
+        <w:t xml:space="preserve">엘레나: 0명. 한 명도 없어요.</w:t>
+      </w:r>
+    </w:p>
+    <w:p>
+      <w:pPr>
+        <w:pStyle w:val="BodyText"/>
+      </w:pPr>
+      <w:r>
+        <w:t xml:space="preserve">프리야: 좋아. 이제야 데이터네.</w:t>
+      </w:r>
+    </w:p>
+    <w:p>
+      <w:pPr>
+        <w:pStyle w:val="BodyText"/>
+      </w:pPr>
+      <w:r>
+        <w:t xml:space="preserve">노아: 근데 놀라운 게 하나 있어. 예상 못 한 거.</w:t>
+      </w:r>
+    </w:p>
+    <w:p>
+      <w:pPr>
+        <w:pStyle w:val="BodyText"/>
+      </w:pPr>
+      <w:r>
+        <w:t xml:space="preserve">프리야: 뭔데?</w:t>
+      </w:r>
+    </w:p>
+    <w:p>
+      <w:pPr>
+        <w:pStyle w:val="BodyText"/>
+      </w:pPr>
+      <w:r>
+        <w:t xml:space="preserve">노아: 보험. 스파 원장들은 무엇보다 소송을 걱정해. 나쁜 사례 한 건이면 보험료가 오를 수 있고, 그건 부작용이 또 생기든 안 생기든 매달 마진을 깎아 먹어.</w:t>
+      </w:r>
+    </w:p>
+    <w:p>
+      <w:pPr>
+        <w:pStyle w:val="BodyText"/>
+      </w:pPr>
+      <w:r>
+        <w:t xml:space="preserve">엘레나: 티파니는 한 건 이후로 보험료가 40퍼센트 올랐대요.</w:t>
+      </w:r>
+    </w:p>
+    <w:p>
+      <w:pPr>
+        <w:pStyle w:val="BodyText"/>
+      </w:pPr>
+      <w:r>
+        <w:t xml:space="preserve">프리야: 그러니까 그들한텐 빨리 녹는 게 안전만이 아니라 돈이기도 하네.</w:t>
+      </w:r>
+    </w:p>
+    <w:p>
+      <w:pPr>
+        <w:pStyle w:val="BodyText"/>
+      </w:pPr>
+      <w:r>
+        <w:t xml:space="preserve">노아: 바로 그거야. 의사는 안전을 사고, 원장은 낮은 리스크를 사.</w:t>
+      </w:r>
+    </w:p>
+    <w:p>
+      <w:pPr>
+        <w:pStyle w:val="BodyText"/>
+      </w:pPr>
+      <w:r>
+        <w:t xml:space="preserve">엘레나: 그리고 재스민 같은 간호사는 마음의 평화를 사요. 10초 동안 얼어 버렸대요.</w:t>
+      </w:r>
+    </w:p>
+    <w:p>
+      <w:pPr>
+        <w:pStyle w:val="BodyText"/>
+      </w:pPr>
+      <w:r>
+        <w:t xml:space="preserve">프리야: 고객 셋. 신경 쓰는 이유도 셋.</w:t>
+      </w:r>
+    </w:p>
+    <w:p>
+      <w:pPr>
+        <w:pStyle w:val="BodyText"/>
+      </w:pPr>
+      <w:r>
+        <w:t xml:space="preserve">노아: 그게 우리가 배운 가장 유용한 거야. 같은 제품, 다른 가치. 모두에게 똑같이 피칭하면 대부분을 놓칠 테니까, 고객마다 각자에게 맞는 메시지가 필요해.</w:t>
+      </w:r>
+    </w:p>
+    <w:p>
+      <w:pPr>
+        <w:pStyle w:val="BodyText"/>
+      </w:pPr>
+      <w:r>
+        <w:t xml:space="preserve">엘레나: 그리고 의사 한 명은 회의적이었어요. 앨런 피어스. 20년간</w:t>
+      </w:r>
+      <w:r>
+        <w:t xml:space="preserve"> </w:t>
+      </w:r>
+      <w:r>
+        <w:t xml:space="preserve">“</w:t>
+      </w:r>
+      <w:r>
+        <w:t xml:space="preserve">부작용 없음.</w:t>
+      </w:r>
+      <w:r>
+        <w:t xml:space="preserve">”</w:t>
+      </w:r>
+    </w:p>
+    <w:p>
+      <w:pPr>
+        <w:pStyle w:val="BodyText"/>
+      </w:pPr>
+      <w:r>
+        <w:t xml:space="preserve">프리야: 그게 가능해요?</w:t>
+      </w:r>
+    </w:p>
+    <w:p>
+      <w:pPr>
+        <w:pStyle w:val="BodyText"/>
+      </w:pPr>
+      <w:r>
+        <w:t xml:space="preserve">엘레나: 가능하죠. 아니면 기억을 못 하거나. 아니면 보고를 안 하거나. 문제가 생겼다가 금방 해결되면, 많은 의사들이 그걸 부작용으로 치지 않아요. 재스민네 의료 책임자도 아마 그 건을 보고하지 않았을 거예요.</w:t>
+      </w:r>
+    </w:p>
+    <w:p>
+      <w:pPr>
+        <w:pStyle w:val="BodyText"/>
+      </w:pPr>
+      <w:r>
+        <w:t xml:space="preserve">노아: 내 슬로건을 인용하더라.</w:t>
+      </w:r>
+      <w:r>
+        <w:t xml:space="preserve"> </w:t>
+      </w:r>
+      <w:r>
+        <w:t xml:space="preserve">“</w:t>
+      </w:r>
+      <w:r>
+        <w:t xml:space="preserve">머무는 결과.</w:t>
+      </w:r>
+      <w:r>
+        <w:t xml:space="preserve">”</w:t>
+      </w:r>
+      <w:r>
+        <w:t xml:space="preserve"> </w:t>
+      </w:r>
+      <w:r>
+        <w:t xml:space="preserve">쓴 사람 연봉 올려 줘야 한대.</w:t>
+      </w:r>
+    </w:p>
+    <w:p>
+      <w:pPr>
+        <w:pStyle w:val="BodyText"/>
+      </w:pPr>
+      <w:r>
+        <w:t xml:space="preserve">프리야: 그거 너라고 말했어?</w:t>
+      </w:r>
+    </w:p>
+    <w:bookmarkEnd w:id="35"/>
+    <w:bookmarkStart w:id="36" w:name="마무리-다음-단계-1"/>
+    <w:p>
+      <w:pPr>
+        <w:pStyle w:val="Heading3"/>
+      </w:pPr>
+      <w:r>
+        <w:t xml:space="preserve">마무리 — 다음 단계</w:t>
+      </w:r>
+    </w:p>
+    <w:p>
+      <w:pPr>
+        <w:pStyle w:val="FirstParagraph"/>
+      </w:pPr>
+      <w:r>
+        <w:t xml:space="preserve">노아: 아니. 고객 인터뷰 1번 규칙: 자기 얘기 하지 마라.</w:t>
+      </w:r>
+    </w:p>
+    <w:p>
+      <w:pPr>
+        <w:pStyle w:val="BodyText"/>
+      </w:pPr>
+      <w:r>
+        <w:t xml:space="preserve">엘레나: 빨리 배우네요. 실수 두 번 하고 나서.</w:t>
+      </w:r>
+    </w:p>
+    <w:p>
+      <w:pPr>
+        <w:pStyle w:val="BodyText"/>
+      </w:pPr>
+      <w:r>
+        <w:t xml:space="preserve">노아: 유도 질문 두 번. 걱정 마세요, 제가 세고 있어요.</w:t>
+      </w:r>
+    </w:p>
+    <w:p>
+      <w:pPr>
+        <w:pStyle w:val="BodyText"/>
+      </w:pPr>
+      <w:r>
+        <w:t xml:space="preserve">프리야: 그래서 결론이 뭐야?</w:t>
+      </w:r>
+    </w:p>
+    <w:p>
+      <w:pPr>
+        <w:pStyle w:val="BodyText"/>
+      </w:pPr>
+      <w:r>
+        <w:t xml:space="preserve">엘레나: 문제는 진짜예요. 흔하고요. 그리고 제대로 보고되지 않아요.</w:t>
+      </w:r>
+    </w:p>
+    <w:p>
+      <w:pPr>
+        <w:pStyle w:val="BodyText"/>
+      </w:pPr>
+      <w:r>
+        <w:t xml:space="preserve">노아: 그리고 사람들이 이미 거기에 돈을 쓰고 있어. 교육, 효소, 보험. 재스민은 주말 교육 과정에 자기 돈 600달러를 냈어. 그건 그 고통이 진짜라는 뜻이야.</w:t>
+      </w:r>
+    </w:p>
+    <w:p>
+      <w:pPr>
+        <w:pStyle w:val="BodyText"/>
+      </w:pPr>
+      <w:r>
+        <w:t xml:space="preserve">프리야: 해결할 가치가 있는 문제네.</w:t>
+      </w:r>
+    </w:p>
+    <w:p>
+      <w:pPr>
+        <w:pStyle w:val="BodyText"/>
+      </w:pPr>
+      <w:r>
+        <w:t xml:space="preserve">노아: 이제 투자받을 가치가 있는 이야기가 필요해.</w:t>
+      </w:r>
+    </w:p>
+    <w:p>
+      <w:pPr>
+        <w:pStyle w:val="BodyText"/>
+      </w:pPr>
+      <w:r>
+        <w:t xml:space="preserve">엘레나: 피치덱 말하는 거죠.</w:t>
+      </w:r>
+    </w:p>
+    <w:p>
+      <w:pPr>
+        <w:pStyle w:val="BodyText"/>
+      </w:pPr>
+      <w:r>
+        <w:t xml:space="preserve">노아: 슬라이드 열 장. 문제, 해결책, 시장, 팀, 요청 금액.</w:t>
+      </w:r>
+    </w:p>
+    <w:p>
+      <w:pPr>
+        <w:pStyle w:val="BodyText"/>
+      </w:pPr>
+      <w:r>
+        <w:t xml:space="preserve">프리야: 그리고 제발, 노아. 냅킨처럼 보이게 만들지 마.</w:t>
+      </w:r>
+    </w:p>
+    <w:p>
+      <w:pPr>
+        <w:pStyle w:val="BodyText"/>
+      </w:pPr>
+      <w:r>
+        <w:t xml:space="preserve">노아: 그럼 디자이너가 필요하겠네.</w:t>
+      </w:r>
+    </w:p>
+    <w:p>
+      <w:pPr>
+        <w:pStyle w:val="BodyText"/>
+      </w:pPr>
+      <w:r>
+        <w:t xml:space="preserve">엘레나: 아는 사람 있어요?</w:t>
+      </w:r>
+    </w:p>
+    <w:p>
+      <w:pPr>
+        <w:pStyle w:val="BodyText"/>
+      </w:pPr>
+      <w:r>
+        <w:t xml:space="preserve">노아: 타코 받고 일하는 사람 하나 알아요. 이미 우리 로고도 그렸고요.</w:t>
+      </w:r>
+    </w:p>
+    <w:p>
+      <w:pPr>
+        <w:pStyle w:val="BodyText"/>
+      </w:pPr>
+      <w:r>
+        <w:t xml:space="preserve">프리야: 릴리. 당연하지. 근데 릴리 코 사진은 덱에 넣지 마.</w:t>
+      </w:r>
+    </w:p>
+    <w:bookmarkEnd w:id="36"/>
+    <w:bookmarkEnd w:id="37"/>
+    <w:bookmarkEnd w:id="38"/>
     <w:sectPr/>
   </w:body>
 </w:document>
@@ -3724,583 +3671,8 @@
       </w:pPr>
     </w:lvl>
   </w:abstractNum>
-  <w:abstractNum w:abstractNumId="99411">
-    <w:nsid w:val="A99411"/>
-    <w:multiLevelType w:val="multilevel"/>
-    <w:lvl w:ilvl="0">
-      <w:start w:val="1"/>
-      <w:numFmt w:val="decimal"/>
-      <w:lvlText w:val="%1."/>
-      <w:lvlJc w:val="left"/>
-      <w:pPr>
-        <w:ind w:left="720" w:hanging="480"/>
-      </w:pPr>
-    </w:lvl>
-    <w:lvl w:ilvl="1">
-      <w:start w:val="1"/>
-      <w:numFmt w:val="decimal"/>
-      <w:lvlText w:val="%2."/>
-      <w:lvlJc w:val="left"/>
-      <w:pPr>
-        <w:ind w:left="1440" w:hanging="480"/>
-      </w:pPr>
-    </w:lvl>
-    <w:lvl w:ilvl="2">
-      <w:start w:val="1"/>
-      <w:numFmt w:val="decimal"/>
-      <w:lvlText w:val="%3."/>
-      <w:lvlJc w:val="left"/>
-      <w:pPr>
-        <w:ind w:left="2160" w:hanging="480"/>
-      </w:pPr>
-    </w:lvl>
-    <w:lvl w:ilvl="3">
-      <w:start w:val="1"/>
-      <w:numFmt w:val="decimal"/>
-      <w:lvlText w:val="%4."/>
-      <w:lvlJc w:val="left"/>
-      <w:pPr>
-        <w:ind w:left="2880" w:hanging="480"/>
-      </w:pPr>
-    </w:lvl>
-    <w:lvl w:ilvl="4">
-      <w:start w:val="1"/>
-      <w:numFmt w:val="decimal"/>
-      <w:lvlText w:val="%5."/>
-      <w:lvlJc w:val="left"/>
-      <w:pPr>
-        <w:ind w:left="3600" w:hanging="480"/>
-      </w:pPr>
-    </w:lvl>
-    <w:lvl w:ilvl="5">
-      <w:start w:val="1"/>
-      <w:numFmt w:val="decimal"/>
-      <w:lvlText w:val="%6."/>
-      <w:lvlJc w:val="left"/>
-      <w:pPr>
-        <w:ind w:left="4320" w:hanging="480"/>
-      </w:pPr>
-    </w:lvl>
-    <w:lvl w:ilvl="6">
-      <w:start w:val="1"/>
-      <w:numFmt w:val="decimal"/>
-      <w:lvlText w:val="%7."/>
-      <w:lvlJc w:val="left"/>
-      <w:pPr>
-        <w:ind w:left="5040" w:hanging="480"/>
-      </w:pPr>
-    </w:lvl>
-    <w:lvl w:ilvl="7">
-      <w:start w:val="1"/>
-      <w:numFmt w:val="decimal"/>
-      <w:lvlText w:val="%8."/>
-      <w:lvlJc w:val="left"/>
-      <w:pPr>
-        <w:ind w:left="5760" w:hanging="480"/>
-      </w:pPr>
-    </w:lvl>
-    <w:lvl w:ilvl="8">
-      <w:start w:val="1"/>
-      <w:numFmt w:val="decimal"/>
-      <w:lvlText w:val="%9."/>
-      <w:lvlJc w:val="left"/>
-      <w:pPr>
-        <w:ind w:left="6480" w:hanging="480"/>
-      </w:pPr>
-    </w:lvl>
-  </w:abstractNum>
-  <w:abstractNum w:abstractNumId="994116">
-    <w:nsid w:val="A994116"/>
-    <w:multiLevelType w:val="multilevel"/>
-    <w:lvl w:ilvl="0">
-      <w:start w:val="16"/>
-      <w:numFmt w:val="decimal"/>
-      <w:lvlText w:val="%1."/>
-      <w:lvlJc w:val="left"/>
-      <w:pPr>
-        <w:ind w:left="720" w:hanging="480"/>
-      </w:pPr>
-    </w:lvl>
-    <w:lvl w:ilvl="1">
-      <w:start w:val="16"/>
-      <w:numFmt w:val="decimal"/>
-      <w:lvlText w:val="%2."/>
-      <w:lvlJc w:val="left"/>
-      <w:pPr>
-        <w:ind w:left="1440" w:hanging="480"/>
-      </w:pPr>
-    </w:lvl>
-    <w:lvl w:ilvl="2">
-      <w:start w:val="16"/>
-      <w:numFmt w:val="decimal"/>
-      <w:lvlText w:val="%3."/>
-      <w:lvlJc w:val="left"/>
-      <w:pPr>
-        <w:ind w:left="2160" w:hanging="480"/>
-      </w:pPr>
-    </w:lvl>
-    <w:lvl w:ilvl="3">
-      <w:start w:val="16"/>
-      <w:numFmt w:val="decimal"/>
-      <w:lvlText w:val="%4."/>
-      <w:lvlJc w:val="left"/>
-      <w:pPr>
-        <w:ind w:left="2880" w:hanging="480"/>
-      </w:pPr>
-    </w:lvl>
-    <w:lvl w:ilvl="4">
-      <w:start w:val="16"/>
-      <w:numFmt w:val="decimal"/>
-      <w:lvlText w:val="%5."/>
-      <w:lvlJc w:val="left"/>
-      <w:pPr>
-        <w:ind w:left="3600" w:hanging="480"/>
-      </w:pPr>
-    </w:lvl>
-    <w:lvl w:ilvl="5">
-      <w:start w:val="16"/>
-      <w:numFmt w:val="decimal"/>
-      <w:lvlText w:val="%6."/>
-      <w:lvlJc w:val="left"/>
-      <w:pPr>
-        <w:ind w:left="4320" w:hanging="480"/>
-      </w:pPr>
-    </w:lvl>
-    <w:lvl w:ilvl="6">
-      <w:start w:val="16"/>
-      <w:numFmt w:val="decimal"/>
-      <w:lvlText w:val="%7."/>
-      <w:lvlJc w:val="left"/>
-      <w:pPr>
-        <w:ind w:left="5040" w:hanging="480"/>
-      </w:pPr>
-    </w:lvl>
-    <w:lvl w:ilvl="7">
-      <w:start w:val="16"/>
-      <w:numFmt w:val="decimal"/>
-      <w:lvlText w:val="%8."/>
-      <w:lvlJc w:val="left"/>
-      <w:pPr>
-        <w:ind w:left="5760" w:hanging="480"/>
-      </w:pPr>
-    </w:lvl>
-    <w:lvl w:ilvl="8">
-      <w:start w:val="16"/>
-      <w:numFmt w:val="decimal"/>
-      <w:lvlText w:val="%9."/>
-      <w:lvlJc w:val="left"/>
-      <w:pPr>
-        <w:ind w:left="6480" w:hanging="480"/>
-      </w:pPr>
-    </w:lvl>
-  </w:abstractNum>
-  <w:abstractNum w:abstractNumId="994151">
-    <w:nsid w:val="A994151"/>
-    <w:multiLevelType w:val="multilevel"/>
-    <w:lvl w:ilvl="0">
-      <w:start w:val="51"/>
-      <w:numFmt w:val="decimal"/>
-      <w:lvlText w:val="%1."/>
-      <w:lvlJc w:val="left"/>
-      <w:pPr>
-        <w:ind w:left="720" w:hanging="480"/>
-      </w:pPr>
-    </w:lvl>
-    <w:lvl w:ilvl="1">
-      <w:start w:val="51"/>
-      <w:numFmt w:val="decimal"/>
-      <w:lvlText w:val="%2."/>
-      <w:lvlJc w:val="left"/>
-      <w:pPr>
-        <w:ind w:left="1440" w:hanging="480"/>
-      </w:pPr>
-    </w:lvl>
-    <w:lvl w:ilvl="2">
-      <w:start w:val="51"/>
-      <w:numFmt w:val="decimal"/>
-      <w:lvlText w:val="%3."/>
-      <w:lvlJc w:val="left"/>
-      <w:pPr>
-        <w:ind w:left="2160" w:hanging="480"/>
-      </w:pPr>
-    </w:lvl>
-    <w:lvl w:ilvl="3">
-      <w:start w:val="51"/>
-      <w:numFmt w:val="decimal"/>
-      <w:lvlText w:val="%4."/>
-      <w:lvlJc w:val="left"/>
-      <w:pPr>
-        <w:ind w:left="2880" w:hanging="480"/>
-      </w:pPr>
-    </w:lvl>
-    <w:lvl w:ilvl="4">
-      <w:start w:val="51"/>
-      <w:numFmt w:val="decimal"/>
-      <w:lvlText w:val="%5."/>
-      <w:lvlJc w:val="left"/>
-      <w:pPr>
-        <w:ind w:left="3600" w:hanging="480"/>
-      </w:pPr>
-    </w:lvl>
-    <w:lvl w:ilvl="5">
-      <w:start w:val="51"/>
-      <w:numFmt w:val="decimal"/>
-      <w:lvlText w:val="%6."/>
-      <w:lvlJc w:val="left"/>
-      <w:pPr>
-        <w:ind w:left="4320" w:hanging="480"/>
-      </w:pPr>
-    </w:lvl>
-    <w:lvl w:ilvl="6">
-      <w:start w:val="51"/>
-      <w:numFmt w:val="decimal"/>
-      <w:lvlText w:val="%7."/>
-      <w:lvlJc w:val="left"/>
-      <w:pPr>
-        <w:ind w:left="5040" w:hanging="480"/>
-      </w:pPr>
-    </w:lvl>
-    <w:lvl w:ilvl="7">
-      <w:start w:val="51"/>
-      <w:numFmt w:val="decimal"/>
-      <w:lvlText w:val="%8."/>
-      <w:lvlJc w:val="left"/>
-      <w:pPr>
-        <w:ind w:left="5760" w:hanging="480"/>
-      </w:pPr>
-    </w:lvl>
-    <w:lvl w:ilvl="8">
-      <w:start w:val="51"/>
-      <w:numFmt w:val="decimal"/>
-      <w:lvlText w:val="%9."/>
-      <w:lvlJc w:val="left"/>
-      <w:pPr>
-        <w:ind w:left="6480" w:hanging="480"/>
-      </w:pPr>
-    </w:lvl>
-  </w:abstractNum>
-  <w:abstractNum w:abstractNumId="994181">
-    <w:nsid w:val="A994181"/>
-    <w:multiLevelType w:val="multilevel"/>
-    <w:lvl w:ilvl="0">
-      <w:start w:val="81"/>
-      <w:numFmt w:val="decimal"/>
-      <w:lvlText w:val="%1."/>
-      <w:lvlJc w:val="left"/>
-      <w:pPr>
-        <w:ind w:left="720" w:hanging="480"/>
-      </w:pPr>
-    </w:lvl>
-    <w:lvl w:ilvl="1">
-      <w:start w:val="81"/>
-      <w:numFmt w:val="decimal"/>
-      <w:lvlText w:val="%2."/>
-      <w:lvlJc w:val="left"/>
-      <w:pPr>
-        <w:ind w:left="1440" w:hanging="480"/>
-      </w:pPr>
-    </w:lvl>
-    <w:lvl w:ilvl="2">
-      <w:start w:val="81"/>
-      <w:numFmt w:val="decimal"/>
-      <w:lvlText w:val="%3."/>
-      <w:lvlJc w:val="left"/>
-      <w:pPr>
-        <w:ind w:left="2160" w:hanging="480"/>
-      </w:pPr>
-    </w:lvl>
-    <w:lvl w:ilvl="3">
-      <w:start w:val="81"/>
-      <w:numFmt w:val="decimal"/>
-      <w:lvlText w:val="%4."/>
-      <w:lvlJc w:val="left"/>
-      <w:pPr>
-        <w:ind w:left="2880" w:hanging="480"/>
-      </w:pPr>
-    </w:lvl>
-    <w:lvl w:ilvl="4">
-      <w:start w:val="81"/>
-      <w:numFmt w:val="decimal"/>
-      <w:lvlText w:val="%5."/>
-      <w:lvlJc w:val="left"/>
-      <w:pPr>
-        <w:ind w:left="3600" w:hanging="480"/>
-      </w:pPr>
-    </w:lvl>
-    <w:lvl w:ilvl="5">
-      <w:start w:val="81"/>
-      <w:numFmt w:val="decimal"/>
-      <w:lvlText w:val="%6."/>
-      <w:lvlJc w:val="left"/>
-      <w:pPr>
-        <w:ind w:left="4320" w:hanging="480"/>
-      </w:pPr>
-    </w:lvl>
-    <w:lvl w:ilvl="6">
-      <w:start w:val="81"/>
-      <w:numFmt w:val="decimal"/>
-      <w:lvlText w:val="%7."/>
-      <w:lvlJc w:val="left"/>
-      <w:pPr>
-        <w:ind w:left="5040" w:hanging="480"/>
-      </w:pPr>
-    </w:lvl>
-    <w:lvl w:ilvl="7">
-      <w:start w:val="81"/>
-      <w:numFmt w:val="decimal"/>
-      <w:lvlText w:val="%8."/>
-      <w:lvlJc w:val="left"/>
-      <w:pPr>
-        <w:ind w:left="5760" w:hanging="480"/>
-      </w:pPr>
-    </w:lvl>
-    <w:lvl w:ilvl="8">
-      <w:start w:val="81"/>
-      <w:numFmt w:val="decimal"/>
-      <w:lvlText w:val="%9."/>
-      <w:lvlJc w:val="left"/>
-      <w:pPr>
-        <w:ind w:left="6480" w:hanging="480"/>
-      </w:pPr>
-    </w:lvl>
-  </w:abstractNum>
-  <w:abstractNum w:abstractNumId="9941106">
-    <w:nsid w:val="A9941106"/>
-    <w:multiLevelType w:val="multilevel"/>
-    <w:lvl w:ilvl="0">
-      <w:start w:val="106"/>
-      <w:numFmt w:val="decimal"/>
-      <w:lvlText w:val="%1."/>
-      <w:lvlJc w:val="left"/>
-      <w:pPr>
-        <w:ind w:left="720" w:hanging="480"/>
-      </w:pPr>
-    </w:lvl>
-    <w:lvl w:ilvl="1">
-      <w:start w:val="106"/>
-      <w:numFmt w:val="decimal"/>
-      <w:lvlText w:val="%2."/>
-      <w:lvlJc w:val="left"/>
-      <w:pPr>
-        <w:ind w:left="1440" w:hanging="480"/>
-      </w:pPr>
-    </w:lvl>
-    <w:lvl w:ilvl="2">
-      <w:start w:val="106"/>
-      <w:numFmt w:val="decimal"/>
-      <w:lvlText w:val="%3."/>
-      <w:lvlJc w:val="left"/>
-      <w:pPr>
-        <w:ind w:left="2160" w:hanging="480"/>
-      </w:pPr>
-    </w:lvl>
-    <w:lvl w:ilvl="3">
-      <w:start w:val="106"/>
-      <w:numFmt w:val="decimal"/>
-      <w:lvlText w:val="%4."/>
-      <w:lvlJc w:val="left"/>
-      <w:pPr>
-        <w:ind w:left="2880" w:hanging="480"/>
-      </w:pPr>
-    </w:lvl>
-    <w:lvl w:ilvl="4">
-      <w:start w:val="106"/>
-      <w:numFmt w:val="decimal"/>
-      <w:lvlText w:val="%5."/>
-      <w:lvlJc w:val="left"/>
-      <w:pPr>
-        <w:ind w:left="3600" w:hanging="480"/>
-      </w:pPr>
-    </w:lvl>
-    <w:lvl w:ilvl="5">
-      <w:start w:val="106"/>
-      <w:numFmt w:val="decimal"/>
-      <w:lvlText w:val="%6."/>
-      <w:lvlJc w:val="left"/>
-      <w:pPr>
-        <w:ind w:left="4320" w:hanging="480"/>
-      </w:pPr>
-    </w:lvl>
-    <w:lvl w:ilvl="6">
-      <w:start w:val="106"/>
-      <w:numFmt w:val="decimal"/>
-      <w:lvlText w:val="%7."/>
-      <w:lvlJc w:val="left"/>
-      <w:pPr>
-        <w:ind w:left="5040" w:hanging="480"/>
-      </w:pPr>
-    </w:lvl>
-    <w:lvl w:ilvl="7">
-      <w:start w:val="106"/>
-      <w:numFmt w:val="decimal"/>
-      <w:lvlText w:val="%8."/>
-      <w:lvlJc w:val="left"/>
-      <w:pPr>
-        <w:ind w:left="5760" w:hanging="480"/>
-      </w:pPr>
-    </w:lvl>
-    <w:lvl w:ilvl="8">
-      <w:start w:val="106"/>
-      <w:numFmt w:val="decimal"/>
-      <w:lvlText w:val="%9."/>
-      <w:lvlJc w:val="left"/>
-      <w:pPr>
-        <w:ind w:left="6480" w:hanging="480"/>
-      </w:pPr>
-    </w:lvl>
-  </w:abstractNum>
   <w:num w:numId="1000">
     <w:abstractNumId w:val="990"/>
-  </w:num>
-  <w:num w:numId="1001">
-    <w:abstractNumId w:val="99411"/>
-    <w:lvlOverride w:ilvl="0">
-      <w:startOverride w:val="1"/>
-    </w:lvlOverride>
-    <w:lvlOverride w:ilvl="1">
-      <w:startOverride w:val="1"/>
-    </w:lvlOverride>
-    <w:lvlOverride w:ilvl="2">
-      <w:startOverride w:val="1"/>
-    </w:lvlOverride>
-    <w:lvlOverride w:ilvl="3">
-      <w:startOverride w:val="1"/>
-    </w:lvlOverride>
-    <w:lvlOverride w:ilvl="4">
-      <w:startOverride w:val="1"/>
-    </w:lvlOverride>
-    <w:lvlOverride w:ilvl="5">
-      <w:startOverride w:val="1"/>
-    </w:lvlOverride>
-    <w:lvlOverride w:ilvl="6">
-      <w:startOverride w:val="1"/>
-    </w:lvlOverride>
-    <w:lvlOverride w:ilvl="7">
-      <w:startOverride w:val="1"/>
-    </w:lvlOverride>
-    <w:lvlOverride w:ilvl="8">
-      <w:startOverride w:val="1"/>
-    </w:lvlOverride>
-  </w:num>
-  <w:num w:numId="1002">
-    <w:abstractNumId w:val="994116"/>
-    <w:lvlOverride w:ilvl="0">
-      <w:startOverride w:val="16"/>
-    </w:lvlOverride>
-    <w:lvlOverride w:ilvl="1">
-      <w:startOverride w:val="16"/>
-    </w:lvlOverride>
-    <w:lvlOverride w:ilvl="2">
-      <w:startOverride w:val="16"/>
-    </w:lvlOverride>
-    <w:lvlOverride w:ilvl="3">
-      <w:startOverride w:val="16"/>
-    </w:lvlOverride>
-    <w:lvlOverride w:ilvl="4">
-      <w:startOverride w:val="16"/>
-    </w:lvlOverride>
-    <w:lvlOverride w:ilvl="5">
-      <w:startOverride w:val="16"/>
-    </w:lvlOverride>
-    <w:lvlOverride w:ilvl="6">
-      <w:startOverride w:val="16"/>
-    </w:lvlOverride>
-    <w:lvlOverride w:ilvl="7">
-      <w:startOverride w:val="16"/>
-    </w:lvlOverride>
-    <w:lvlOverride w:ilvl="8">
-      <w:startOverride w:val="16"/>
-    </w:lvlOverride>
-  </w:num>
-  <w:num w:numId="1003">
-    <w:abstractNumId w:val="994151"/>
-    <w:lvlOverride w:ilvl="0">
-      <w:startOverride w:val="51"/>
-    </w:lvlOverride>
-    <w:lvlOverride w:ilvl="1">
-      <w:startOverride w:val="51"/>
-    </w:lvlOverride>
-    <w:lvlOverride w:ilvl="2">
-      <w:startOverride w:val="51"/>
-    </w:lvlOverride>
-    <w:lvlOverride w:ilvl="3">
-      <w:startOverride w:val="51"/>
-    </w:lvlOverride>
-    <w:lvlOverride w:ilvl="4">
-      <w:startOverride w:val="51"/>
-    </w:lvlOverride>
-    <w:lvlOverride w:ilvl="5">
-      <w:startOverride w:val="51"/>
-    </w:lvlOverride>
-    <w:lvlOverride w:ilvl="6">
-      <w:startOverride w:val="51"/>
-    </w:lvlOverride>
-    <w:lvlOverride w:ilvl="7">
-      <w:startOverride w:val="51"/>
-    </w:lvlOverride>
-    <w:lvlOverride w:ilvl="8">
-      <w:startOverride w:val="51"/>
-    </w:lvlOverride>
-  </w:num>
-  <w:num w:numId="1004">
-    <w:abstractNumId w:val="994181"/>
-    <w:lvlOverride w:ilvl="0">
-      <w:startOverride w:val="81"/>
-    </w:lvlOverride>
-    <w:lvlOverride w:ilvl="1">
-      <w:startOverride w:val="81"/>
-    </w:lvlOverride>
-    <w:lvlOverride w:ilvl="2">
-      <w:startOverride w:val="81"/>
-    </w:lvlOverride>
-    <w:lvlOverride w:ilvl="3">
-      <w:startOverride w:val="81"/>
-    </w:lvlOverride>
-    <w:lvlOverride w:ilvl="4">
-      <w:startOverride w:val="81"/>
-    </w:lvlOverride>
-    <w:lvlOverride w:ilvl="5">
-      <w:startOverride w:val="81"/>
-    </w:lvlOverride>
-    <w:lvlOverride w:ilvl="6">
-      <w:startOverride w:val="81"/>
-    </w:lvlOverride>
-    <w:lvlOverride w:ilvl="7">
-      <w:startOverride w:val="81"/>
-    </w:lvlOverride>
-    <w:lvlOverride w:ilvl="8">
-      <w:startOverride w:val="81"/>
-    </w:lvlOverride>
-  </w:num>
-  <w:num w:numId="1005">
-    <w:abstractNumId w:val="9941106"/>
-    <w:lvlOverride w:ilvl="0">
-      <w:startOverride w:val="106"/>
-    </w:lvlOverride>
-    <w:lvlOverride w:ilvl="1">
-      <w:startOverride w:val="106"/>
-    </w:lvlOverride>
-    <w:lvlOverride w:ilvl="2">
-      <w:startOverride w:val="106"/>
-    </w:lvlOverride>
-    <w:lvlOverride w:ilvl="3">
-      <w:startOverride w:val="106"/>
-    </w:lvlOverride>
-    <w:lvlOverride w:ilvl="4">
-      <w:startOverride w:val="106"/>
-    </w:lvlOverride>
-    <w:lvlOverride w:ilvl="5">
-      <w:startOverride w:val="106"/>
-    </w:lvlOverride>
-    <w:lvlOverride w:ilvl="6">
-      <w:startOverride w:val="106"/>
-    </w:lvlOverride>
-    <w:lvlOverride w:ilvl="7">
-      <w:startOverride w:val="106"/>
-    </w:lvlOverride>
-    <w:lvlOverride w:ilvl="8">
-      <w:startOverride w:val="106"/>
-    </w:lvlOverride>
   </w:num>
 </w:numbering>
 </file>
